--- a/src/Tests/Inputs/agendas-minutes/01/input.docx
+++ b/src/Tests/Inputs/agendas-minutes/01/input.docx
@@ -1,6 +1,6 @@
 
 <file path=word/document.xml><?xml version="1.0" encoding="utf-8"?>
-<w:document xmlns:wpc="http://schemas.microsoft.com/office/word/2010/wordprocessingCanvas" xmlns:cx="http://schemas.microsoft.com/office/drawing/2014/chartex" xmlns:cx1="http://schemas.microsoft.com/office/drawing/2015/9/8/chartex" xmlns:cx2="http://schemas.microsoft.com/office/drawing/2015/10/21/chartex" xmlns:cx3="http://schemas.microsoft.com/office/drawing/2016/5/9/chartex" xmlns:cx4="http://schemas.microsoft.com/office/drawing/2016/5/10/chartex" xmlns:cx5="http://schemas.microsoft.com/office/drawing/2016/5/11/chartex" xmlns:cx6="http://schemas.microsoft.com/office/drawing/2016/5/12/chartex" xmlns:cx7="http://schemas.microsoft.com/office/drawing/2016/5/13/chartex" xmlns:cx8="http://schemas.microsoft.com/office/drawing/2016/5/14/chartex" xmlns:mc="http://schemas.openxmlformats.org/markup-compatibility/2006" xmlns:aink="http://schemas.microsoft.com/office/drawing/2016/ink" xmlns:am3d="http://schemas.microsoft.com/office/drawing/2017/model3d" xmlns:o="urn:schemas-microsoft-com:office:office" xmlns:oel="http://schemas.microsoft.com/office/2019/extlst" xmlns:r="http://schemas.openxmlformats.org/officeDocument/2006/relationships" xmlns:m="http://schemas.openxmlformats.org/officeDocument/2006/math" xmlns:v="urn:schemas-microsoft-com:vml" xmlns:wp14="http://schemas.microsoft.com/office/word/2010/wordprocessingDrawing" xmlns:wp="http://schemas.openxmlformats.org/drawingml/2006/wordprocessingDrawing" xmlns:w10="urn:schemas-microsoft-com:office:word" xmlns:w="http://schemas.openxmlformats.org/wordprocessingml/2006/main" xmlns:w14="http://schemas.microsoft.com/office/word/2010/wordml" xmlns:w15="http://schemas.microsoft.com/office/word/2012/wordml" xmlns:w16cex="http://schemas.microsoft.com/office/word/2018/wordml/cex" xmlns:w16cid="http://schemas.microsoft.com/office/word/2016/wordml/cid" xmlns:w16="http://schemas.microsoft.com/office/word/2018/wordml" xmlns:w16sdtdh="http://schemas.microsoft.com/office/word/2020/wordml/sdtdatahash" xmlns:w16se="http://schemas.microsoft.com/office/word/2015/wordml/symex" xmlns:wpg="http://schemas.microsoft.com/office/word/2010/wordprocessingGroup" xmlns:wpi="http://schemas.microsoft.com/office/word/2010/wordprocessingInk" xmlns:wne="http://schemas.microsoft.com/office/word/2006/wordml" xmlns:wps="http://schemas.microsoft.com/office/word/2010/wordprocessingShape" mc:Ignorable="w14 w15 w16se w16cid w16 w16cex w16sdtdh wp14">
+<w:document xmlns:a="http://schemas.openxmlformats.org/drawingml/2006/main" xmlns:adec="http://schemas.microsoft.com/office/drawing/2017/decorative" xmlns:pic="http://schemas.openxmlformats.org/drawingml/2006/picture" xmlns:a14="http://schemas.microsoft.com/office/drawing/2010/main" xmlns:asvg="http://schemas.microsoft.com/office/drawing/2016/SVG/main" xmlns:wpc="http://schemas.microsoft.com/office/word/2010/wordprocessingCanvas" xmlns:cx="http://schemas.microsoft.com/office/drawing/2014/chartex" xmlns:cx1="http://schemas.microsoft.com/office/drawing/2015/9/8/chartex" xmlns:cx2="http://schemas.microsoft.com/office/drawing/2015/10/21/chartex" xmlns:cx3="http://schemas.microsoft.com/office/drawing/2016/5/9/chartex" xmlns:cx4="http://schemas.microsoft.com/office/drawing/2016/5/10/chartex" xmlns:cx5="http://schemas.microsoft.com/office/drawing/2016/5/11/chartex" xmlns:cx6="http://schemas.microsoft.com/office/drawing/2016/5/12/chartex" xmlns:cx7="http://schemas.microsoft.com/office/drawing/2016/5/13/chartex" xmlns:cx8="http://schemas.microsoft.com/office/drawing/2016/5/14/chartex" xmlns:mc="http://schemas.openxmlformats.org/markup-compatibility/2006" xmlns:aink="http://schemas.microsoft.com/office/drawing/2016/ink" xmlns:am3d="http://schemas.microsoft.com/office/drawing/2017/model3d" xmlns:o="urn:schemas-microsoft-com:office:office" xmlns:oel="http://schemas.microsoft.com/office/2019/extlst" xmlns:r="http://schemas.openxmlformats.org/officeDocument/2006/relationships" xmlns:m="http://schemas.openxmlformats.org/officeDocument/2006/math" xmlns:v="urn:schemas-microsoft-com:vml" xmlns:wp14="http://schemas.microsoft.com/office/word/2010/wordprocessingDrawing" xmlns:wp="http://schemas.openxmlformats.org/drawingml/2006/wordprocessingDrawing" xmlns:w10="urn:schemas-microsoft-com:office:word" xmlns:w="http://schemas.openxmlformats.org/wordprocessingml/2006/main" xmlns:w14="http://schemas.microsoft.com/office/word/2010/wordml" xmlns:w15="http://schemas.microsoft.com/office/word/2012/wordml" xmlns:w16cex="http://schemas.microsoft.com/office/word/2018/wordml/cex" xmlns:w16cid="http://schemas.microsoft.com/office/word/2016/wordml/cid" xmlns:w16="http://schemas.microsoft.com/office/word/2018/wordml" xmlns:w16sdtdh="http://schemas.microsoft.com/office/word/2020/wordml/sdtdatahash" xmlns:w16se="http://schemas.microsoft.com/office/word/2015/wordml/symex" xmlns:wpg="http://schemas.microsoft.com/office/word/2010/wordprocessingGroup" xmlns:wpi="http://schemas.microsoft.com/office/word/2010/wordprocessingInk" xmlns:wne="http://schemas.microsoft.com/office/word/2006/wordml" xmlns:wps="http://schemas.microsoft.com/office/word/2010/wordprocessingShape" mc:Ignorable="w14 w15 w16se w16cid w16 w16cex w16sdtdh wp14">
   <w:body>
     <w:p>
       <w:pPr>
@@ -12,7 +12,7 @@
           <w:lang w:val="en-AU" w:eastAsia="en-AU"/>
         </w:rPr>
         <w:drawing>
-          <wp:anchor distT="0" distB="0" distL="114300" distR="114300" simplePos="0" relativeHeight="251659264" behindDoc="1" locked="1" layoutInCell="1" allowOverlap="1" wp14:anchorId="3DA42BAA" wp14:editId="6AA17D3F">
+          <wp:anchor distT="0" distB="0" distL="114300" distR="114300" simplePos="0" relativeHeight="251659264" behindDoc="1" locked="1" layoutInCell="1" allowOverlap="1" wp14:editId="6AA17D3F" wp14:anchorId="3DA42BAA">
             <wp:simplePos x="0" y="0"/>
             <wp:positionH relativeFrom="page">
               <wp:posOffset>3740150</wp:posOffset>
@@ -394,7 +394,7 @@
             <w:tcW w:w="9360" w:type="dxa"/>
             <w:gridSpan w:val="3"/>
             <w:tcBorders>
-              <w:bottom w:val="single" w:sz="8" w:space="0" w:color="F1C4BE" w:themeColor="accent6" w:themeTint="99"/>
+              <w:bottom w:val="single" w:color="F1C4BE" w:themeColor="accent6" w:themeTint="99" w:sz="8" w:space="0"/>
             </w:tcBorders>
             <w:vAlign w:val="bottom"/>
           </w:tcPr>
@@ -429,8 +429,8 @@
           <w:tcPr>
             <w:tcW w:w="3247" w:type="dxa"/>
             <w:tcBorders>
-              <w:top w:val="single" w:sz="8" w:space="0" w:color="F1C4BE" w:themeColor="accent6" w:themeTint="99"/>
-              <w:bottom w:val="single" w:sz="8" w:space="0" w:color="F1C4BE" w:themeColor="accent6" w:themeTint="99"/>
+              <w:top w:val="single" w:color="F1C4BE" w:themeColor="accent6" w:themeTint="99" w:sz="8" w:space="0"/>
+              <w:bottom w:val="single" w:color="F1C4BE" w:themeColor="accent6" w:themeTint="99" w:sz="8" w:space="0"/>
             </w:tcBorders>
           </w:tcPr>
           <w:p>
@@ -456,8 +456,8 @@
           <w:tcPr>
             <w:tcW w:w="3502" w:type="dxa"/>
             <w:tcBorders>
-              <w:top w:val="single" w:sz="8" w:space="0" w:color="F1C4BE" w:themeColor="accent6" w:themeTint="99"/>
-              <w:bottom w:val="single" w:sz="8" w:space="0" w:color="F1C4BE" w:themeColor="accent6" w:themeTint="99"/>
+              <w:top w:val="single" w:color="F1C4BE" w:themeColor="accent6" w:themeTint="99" w:sz="8" w:space="0"/>
+              <w:bottom w:val="single" w:color="F1C4BE" w:themeColor="accent6" w:themeTint="99" w:sz="8" w:space="0"/>
             </w:tcBorders>
           </w:tcPr>
           <w:p>
@@ -483,8 +483,8 @@
           <w:tcPr>
             <w:tcW w:w="2611" w:type="dxa"/>
             <w:tcBorders>
-              <w:top w:val="single" w:sz="8" w:space="0" w:color="F1C4BE" w:themeColor="accent6" w:themeTint="99"/>
-              <w:bottom w:val="single" w:sz="8" w:space="0" w:color="F1C4BE" w:themeColor="accent6" w:themeTint="99"/>
+              <w:top w:val="single" w:color="F1C4BE" w:themeColor="accent6" w:themeTint="99" w:sz="8" w:space="0"/>
+              <w:bottom w:val="single" w:color="F1C4BE" w:themeColor="accent6" w:themeTint="99" w:sz="8" w:space="0"/>
             </w:tcBorders>
           </w:tcPr>
           <w:p>
@@ -524,8 +524,8 @@
           <w:tcPr>
             <w:tcW w:w="3247" w:type="dxa"/>
             <w:tcBorders>
-              <w:top w:val="single" w:sz="8" w:space="0" w:color="F1C4BE" w:themeColor="accent6" w:themeTint="99"/>
-              <w:bottom w:val="single" w:sz="8" w:space="0" w:color="F1C4BE" w:themeColor="accent6" w:themeTint="99"/>
+              <w:top w:val="single" w:color="F1C4BE" w:themeColor="accent6" w:themeTint="99" w:sz="8" w:space="0"/>
+              <w:bottom w:val="single" w:color="F1C4BE" w:themeColor="accent6" w:themeTint="99" w:sz="8" w:space="0"/>
             </w:tcBorders>
           </w:tcPr>
           <w:p>
@@ -551,8 +551,8 @@
           <w:tcPr>
             <w:tcW w:w="3502" w:type="dxa"/>
             <w:tcBorders>
-              <w:top w:val="single" w:sz="8" w:space="0" w:color="F1C4BE" w:themeColor="accent6" w:themeTint="99"/>
-              <w:bottom w:val="single" w:sz="8" w:space="0" w:color="F1C4BE" w:themeColor="accent6" w:themeTint="99"/>
+              <w:top w:val="single" w:color="F1C4BE" w:themeColor="accent6" w:themeTint="99" w:sz="8" w:space="0"/>
+              <w:bottom w:val="single" w:color="F1C4BE" w:themeColor="accent6" w:themeTint="99" w:sz="8" w:space="0"/>
             </w:tcBorders>
           </w:tcPr>
           <w:p>
@@ -578,8 +578,8 @@
           <w:tcPr>
             <w:tcW w:w="2611" w:type="dxa"/>
             <w:tcBorders>
-              <w:top w:val="single" w:sz="8" w:space="0" w:color="F1C4BE" w:themeColor="accent6" w:themeTint="99"/>
-              <w:bottom w:val="single" w:sz="8" w:space="0" w:color="F1C4BE" w:themeColor="accent6" w:themeTint="99"/>
+              <w:top w:val="single" w:color="F1C4BE" w:themeColor="accent6" w:themeTint="99" w:sz="8" w:space="0"/>
+              <w:bottom w:val="single" w:color="F1C4BE" w:themeColor="accent6" w:themeTint="99" w:sz="8" w:space="0"/>
             </w:tcBorders>
           </w:tcPr>
           <w:p>
@@ -610,8 +610,8 @@
           <w:tcPr>
             <w:tcW w:w="3247" w:type="dxa"/>
             <w:tcBorders>
-              <w:top w:val="single" w:sz="8" w:space="0" w:color="F1C4BE" w:themeColor="accent6" w:themeTint="99"/>
-              <w:bottom w:val="single" w:sz="8" w:space="0" w:color="F1C4BE" w:themeColor="accent6" w:themeTint="99"/>
+              <w:top w:val="single" w:color="F1C4BE" w:themeColor="accent6" w:themeTint="99" w:sz="8" w:space="0"/>
+              <w:bottom w:val="single" w:color="F1C4BE" w:themeColor="accent6" w:themeTint="99" w:sz="8" w:space="0"/>
             </w:tcBorders>
           </w:tcPr>
           <w:p>
@@ -637,8 +637,8 @@
           <w:tcPr>
             <w:tcW w:w="3502" w:type="dxa"/>
             <w:tcBorders>
-              <w:top w:val="single" w:sz="8" w:space="0" w:color="F1C4BE" w:themeColor="accent6" w:themeTint="99"/>
-              <w:bottom w:val="single" w:sz="8" w:space="0" w:color="F1C4BE" w:themeColor="accent6" w:themeTint="99"/>
+              <w:top w:val="single" w:color="F1C4BE" w:themeColor="accent6" w:themeTint="99" w:sz="8" w:space="0"/>
+              <w:bottom w:val="single" w:color="F1C4BE" w:themeColor="accent6" w:themeTint="99" w:sz="8" w:space="0"/>
             </w:tcBorders>
           </w:tcPr>
           <w:p>
@@ -664,8 +664,8 @@
           <w:tcPr>
             <w:tcW w:w="2611" w:type="dxa"/>
             <w:tcBorders>
-              <w:top w:val="single" w:sz="8" w:space="0" w:color="F1C4BE" w:themeColor="accent6" w:themeTint="99"/>
-              <w:bottom w:val="single" w:sz="8" w:space="0" w:color="F1C4BE" w:themeColor="accent6" w:themeTint="99"/>
+              <w:top w:val="single" w:color="F1C4BE" w:themeColor="accent6" w:themeTint="99" w:sz="8" w:space="0"/>
+              <w:bottom w:val="single" w:color="F1C4BE" w:themeColor="accent6" w:themeTint="99" w:sz="8" w:space="0"/>
             </w:tcBorders>
           </w:tcPr>
           <w:p>
@@ -696,8 +696,8 @@
           <w:tcPr>
             <w:tcW w:w="3247" w:type="dxa"/>
             <w:tcBorders>
-              <w:top w:val="single" w:sz="8" w:space="0" w:color="F1C4BE" w:themeColor="accent6" w:themeTint="99"/>
-              <w:bottom w:val="single" w:sz="8" w:space="0" w:color="F1C4BE" w:themeColor="accent6" w:themeTint="99"/>
+              <w:top w:val="single" w:color="F1C4BE" w:themeColor="accent6" w:themeTint="99" w:sz="8" w:space="0"/>
+              <w:bottom w:val="single" w:color="F1C4BE" w:themeColor="accent6" w:themeTint="99" w:sz="8" w:space="0"/>
             </w:tcBorders>
           </w:tcPr>
           <w:p>
@@ -723,8 +723,8 @@
           <w:tcPr>
             <w:tcW w:w="3502" w:type="dxa"/>
             <w:tcBorders>
-              <w:top w:val="single" w:sz="8" w:space="0" w:color="F1C4BE" w:themeColor="accent6" w:themeTint="99"/>
-              <w:bottom w:val="single" w:sz="8" w:space="0" w:color="F1C4BE" w:themeColor="accent6" w:themeTint="99"/>
+              <w:top w:val="single" w:color="F1C4BE" w:themeColor="accent6" w:themeTint="99" w:sz="8" w:space="0"/>
+              <w:bottom w:val="single" w:color="F1C4BE" w:themeColor="accent6" w:themeTint="99" w:sz="8" w:space="0"/>
             </w:tcBorders>
           </w:tcPr>
           <w:p>
@@ -750,8 +750,8 @@
           <w:tcPr>
             <w:tcW w:w="2611" w:type="dxa"/>
             <w:tcBorders>
-              <w:top w:val="single" w:sz="8" w:space="0" w:color="F1C4BE" w:themeColor="accent6" w:themeTint="99"/>
-              <w:bottom w:val="single" w:sz="8" w:space="0" w:color="F1C4BE" w:themeColor="accent6" w:themeTint="99"/>
+              <w:top w:val="single" w:color="F1C4BE" w:themeColor="accent6" w:themeTint="99" w:sz="8" w:space="0"/>
+              <w:bottom w:val="single" w:color="F1C4BE" w:themeColor="accent6" w:themeTint="99" w:sz="8" w:space="0"/>
             </w:tcBorders>
           </w:tcPr>
           <w:p/>
@@ -765,8 +765,8 @@
           <w:tcPr>
             <w:tcW w:w="3247" w:type="dxa"/>
             <w:tcBorders>
-              <w:top w:val="single" w:sz="8" w:space="0" w:color="F1C4BE" w:themeColor="accent6" w:themeTint="99"/>
-              <w:bottom w:val="single" w:sz="8" w:space="0" w:color="F1C4BE" w:themeColor="accent6" w:themeTint="99"/>
+              <w:top w:val="single" w:color="F1C4BE" w:themeColor="accent6" w:themeTint="99" w:sz="8" w:space="0"/>
+              <w:bottom w:val="single" w:color="F1C4BE" w:themeColor="accent6" w:themeTint="99" w:sz="8" w:space="0"/>
             </w:tcBorders>
           </w:tcPr>
           <w:p>
@@ -792,8 +792,8 @@
           <w:tcPr>
             <w:tcW w:w="3502" w:type="dxa"/>
             <w:tcBorders>
-              <w:top w:val="single" w:sz="8" w:space="0" w:color="F1C4BE" w:themeColor="accent6" w:themeTint="99"/>
-              <w:bottom w:val="single" w:sz="8" w:space="0" w:color="F1C4BE" w:themeColor="accent6" w:themeTint="99"/>
+              <w:top w:val="single" w:color="F1C4BE" w:themeColor="accent6" w:themeTint="99" w:sz="8" w:space="0"/>
+              <w:bottom w:val="single" w:color="F1C4BE" w:themeColor="accent6" w:themeTint="99" w:sz="8" w:space="0"/>
             </w:tcBorders>
           </w:tcPr>
           <w:p>
@@ -819,8 +819,8 @@
           <w:tcPr>
             <w:tcW w:w="2611" w:type="dxa"/>
             <w:tcBorders>
-              <w:top w:val="single" w:sz="8" w:space="0" w:color="F1C4BE" w:themeColor="accent6" w:themeTint="99"/>
-              <w:bottom w:val="single" w:sz="8" w:space="0" w:color="F1C4BE" w:themeColor="accent6" w:themeTint="99"/>
+              <w:top w:val="single" w:color="F1C4BE" w:themeColor="accent6" w:themeTint="99" w:sz="8" w:space="0"/>
+              <w:bottom w:val="single" w:color="F1C4BE" w:themeColor="accent6" w:themeTint="99" w:sz="8" w:space="0"/>
             </w:tcBorders>
           </w:tcPr>
           <w:p>
@@ -851,8 +851,8 @@
           <w:tcPr>
             <w:tcW w:w="3247" w:type="dxa"/>
             <w:tcBorders>
-              <w:top w:val="single" w:sz="8" w:space="0" w:color="F1C4BE" w:themeColor="accent6" w:themeTint="99"/>
-              <w:bottom w:val="single" w:sz="8" w:space="0" w:color="F1C4BE" w:themeColor="accent6" w:themeTint="99"/>
+              <w:top w:val="single" w:color="F1C4BE" w:themeColor="accent6" w:themeTint="99" w:sz="8" w:space="0"/>
+              <w:bottom w:val="single" w:color="F1C4BE" w:themeColor="accent6" w:themeTint="99" w:sz="8" w:space="0"/>
             </w:tcBorders>
           </w:tcPr>
           <w:p>
@@ -887,8 +887,8 @@
           <w:tcPr>
             <w:tcW w:w="3502" w:type="dxa"/>
             <w:tcBorders>
-              <w:top w:val="single" w:sz="8" w:space="0" w:color="F1C4BE" w:themeColor="accent6" w:themeTint="99"/>
-              <w:bottom w:val="single" w:sz="8" w:space="0" w:color="F1C4BE" w:themeColor="accent6" w:themeTint="99"/>
+              <w:top w:val="single" w:color="F1C4BE" w:themeColor="accent6" w:themeTint="99" w:sz="8" w:space="0"/>
+              <w:bottom w:val="single" w:color="F1C4BE" w:themeColor="accent6" w:themeTint="99" w:sz="8" w:space="0"/>
             </w:tcBorders>
           </w:tcPr>
           <w:p>
@@ -914,8 +914,8 @@
           <w:tcPr>
             <w:tcW w:w="2611" w:type="dxa"/>
             <w:tcBorders>
-              <w:top w:val="single" w:sz="8" w:space="0" w:color="F1C4BE" w:themeColor="accent6" w:themeTint="99"/>
-              <w:bottom w:val="single" w:sz="8" w:space="0" w:color="F1C4BE" w:themeColor="accent6" w:themeTint="99"/>
+              <w:top w:val="single" w:color="F1C4BE" w:themeColor="accent6" w:themeTint="99" w:sz="8" w:space="0"/>
+              <w:bottom w:val="single" w:color="F1C4BE" w:themeColor="accent6" w:themeTint="99" w:sz="8" w:space="0"/>
             </w:tcBorders>
           </w:tcPr>
           <w:p>
@@ -966,7 +966,7 @@
           <w:tcPr>
             <w:tcW w:w="9350" w:type="dxa"/>
             <w:tcBorders>
-              <w:bottom w:val="single" w:sz="8" w:space="0" w:color="F1C4BE" w:themeColor="accent6" w:themeTint="99"/>
+              <w:bottom w:val="single" w:color="F1C4BE" w:themeColor="accent6" w:themeTint="99" w:sz="8" w:space="0"/>
             </w:tcBorders>
             <w:vAlign w:val="bottom"/>
           </w:tcPr>
@@ -999,7 +999,7 @@
             <w:tcW w:w="9360" w:type="dxa"/>
             <w:gridSpan w:val="2"/>
             <w:tcBorders>
-              <w:bottom w:val="single" w:sz="8" w:space="0" w:color="F1C4BE" w:themeColor="accent6" w:themeTint="99"/>
+              <w:bottom w:val="single" w:color="F1C4BE" w:themeColor="accent6" w:themeTint="99" w:sz="8" w:space="0"/>
             </w:tcBorders>
           </w:tcPr>
           <w:p>
@@ -1031,8 +1031,8 @@
             <w:tcW w:w="9360" w:type="dxa"/>
             <w:gridSpan w:val="2"/>
             <w:tcBorders>
-              <w:top w:val="single" w:sz="8" w:space="0" w:color="F1C4BE" w:themeColor="accent6" w:themeTint="99"/>
-              <w:bottom w:val="single" w:sz="8" w:space="0" w:color="F1C4BE" w:themeColor="accent6" w:themeTint="99"/>
+              <w:top w:val="single" w:color="F1C4BE" w:themeColor="accent6" w:themeTint="99" w:sz="8" w:space="0"/>
+              <w:bottom w:val="single" w:color="F1C4BE" w:themeColor="accent6" w:themeTint="99" w:sz="8" w:space="0"/>
             </w:tcBorders>
           </w:tcPr>
           <w:p>

--- a/src/Tests/Inputs/agendas-minutes/01/input.docx
+++ b/src/Tests/Inputs/agendas-minutes/01/input.docx
@@ -3691,1610 +3691,6 @@
 </w:webSettings>
 </file>
 
-<file path=word/glossary/document.xml><?xml version="1.0" encoding="utf-8"?>
-<w:glossaryDocument xmlns:wpc="http://schemas.microsoft.com/office/word/2010/wordprocessingCanvas" xmlns:cx="http://schemas.microsoft.com/office/drawing/2014/chartex" xmlns:cx1="http://schemas.microsoft.com/office/drawing/2015/9/8/chartex" xmlns:cx2="http://schemas.microsoft.com/office/drawing/2015/10/21/chartex" xmlns:cx3="http://schemas.microsoft.com/office/drawing/2016/5/9/chartex" xmlns:cx4="http://schemas.microsoft.com/office/drawing/2016/5/10/chartex" xmlns:cx5="http://schemas.microsoft.com/office/drawing/2016/5/11/chartex" xmlns:cx6="http://schemas.microsoft.com/office/drawing/2016/5/12/chartex" xmlns:cx7="http://schemas.microsoft.com/office/drawing/2016/5/13/chartex" xmlns:cx8="http://schemas.microsoft.com/office/drawing/2016/5/14/chartex" xmlns:mc="http://schemas.openxmlformats.org/markup-compatibility/2006" xmlns:aink="http://schemas.microsoft.com/office/drawing/2016/ink" xmlns:am3d="http://schemas.microsoft.com/office/drawing/2017/model3d" xmlns:o="urn:schemas-microsoft-com:office:office" xmlns:oel="http://schemas.microsoft.com/office/2019/extlst" xmlns:r="http://schemas.openxmlformats.org/officeDocument/2006/relationships" xmlns:m="http://schemas.openxmlformats.org/officeDocument/2006/math" xmlns:v="urn:schemas-microsoft-com:vml" xmlns:wp14="http://schemas.microsoft.com/office/word/2010/wordprocessingDrawing" xmlns:wp="http://schemas.openxmlformats.org/drawingml/2006/wordprocessingDrawing" xmlns:w10="urn:schemas-microsoft-com:office:word" xmlns:w="http://schemas.openxmlformats.org/wordprocessingml/2006/main" xmlns:w14="http://schemas.microsoft.com/office/word/2010/wordml" xmlns:w15="http://schemas.microsoft.com/office/word/2012/wordml" xmlns:w16cex="http://schemas.microsoft.com/office/word/2018/wordml/cex" xmlns:w16cid="http://schemas.microsoft.com/office/word/2016/wordml/cid" xmlns:w16="http://schemas.microsoft.com/office/word/2018/wordml" xmlns:w16sdtdh="http://schemas.microsoft.com/office/word/2020/wordml/sdtdatahash" xmlns:w16se="http://schemas.microsoft.com/office/word/2015/wordml/symex" xmlns:wpg="http://schemas.microsoft.com/office/word/2010/wordprocessingGroup" xmlns:wpi="http://schemas.microsoft.com/office/word/2010/wordprocessingInk" xmlns:wne="http://schemas.microsoft.com/office/word/2006/wordml" xmlns:wps="http://schemas.microsoft.com/office/word/2010/wordprocessingShape" mc:Ignorable="w14 w15 w16se w16cid w16 w16cex w16sdtdh wp14">
-  <w:docParts>
-    <w:docPart>
-      <w:docPartPr>
-        <w:name w:val="92298D66E8AD4FB88845741BA5CE5454"/>
-        <w:category>
-          <w:name w:val="General"/>
-          <w:gallery w:val="placeholder"/>
-        </w:category>
-        <w:types>
-          <w:type w:val="bbPlcHdr"/>
-        </w:types>
-        <w:behaviors>
-          <w:behavior w:val="content"/>
-        </w:behaviors>
-        <w:guid w:val="{66E04B7E-4394-4F96-9882-C41361E0F643}"/>
-      </w:docPartPr>
-      <w:docPartBody>
-        <w:p>
-          <w:r>
-            <w:t>Location:</w:t>
-          </w:r>
-        </w:p>
-      </w:docPartBody>
-    </w:docPart>
-    <w:docPart>
-      <w:docPartPr>
-        <w:name w:val="F0E3D0A6ED524BFBA200D9DB6F48AAE4"/>
-        <w:category>
-          <w:name w:val="General"/>
-          <w:gallery w:val="placeholder"/>
-        </w:category>
-        <w:types>
-          <w:type w:val="bbPlcHdr"/>
-        </w:types>
-        <w:behaviors>
-          <w:behavior w:val="content"/>
-        </w:behaviors>
-        <w:guid w:val="{D53EC00D-0DC3-4929-8A9E-7287309625C9}"/>
-      </w:docPartPr>
-      <w:docPartBody>
-        <w:p>
-          <w:pPr>
-            <w:pStyle w:val="F0E3D0A6ED524BFBA200D9DB6F48AAE41"/>
-          </w:pPr>
-          <w:r>
-            <w:t>123 45</w:t>
-          </w:r>
-          <w:r>
-            <w:rPr>
-              <w:vertAlign w:val="superscript"/>
-            </w:rPr>
-            <w:t>th</w:t>
-          </w:r>
-          <w:r>
-            <w:t xml:space="preserve"> Ave</w:t>
-          </w:r>
-        </w:p>
-      </w:docPartBody>
-    </w:docPart>
-    <w:docPart>
-      <w:docPartPr>
-        <w:name w:val="52E87167B2F146D1A9856D8AD1FD2191"/>
-        <w:category>
-          <w:name w:val="General"/>
-          <w:gallery w:val="placeholder"/>
-        </w:category>
-        <w:types>
-          <w:type w:val="bbPlcHdr"/>
-        </w:types>
-        <w:behaviors>
-          <w:behavior w:val="content"/>
-        </w:behaviors>
-        <w:guid w:val="{30F1561F-4365-4C7A-BEBE-322A6E9CE4EF}"/>
-      </w:docPartPr>
-      <w:docPartBody>
-        <w:p>
-          <w:pPr>
-            <w:pStyle w:val="52E87167B2F146D1A9856D8AD1FD21911"/>
-          </w:pPr>
-          <w:r>
-            <w:t>May 5</w:t>
-          </w:r>
-          <w:r>
-            <w:rPr>
-              <w:vertAlign w:val="superscript"/>
-            </w:rPr>
-            <w:t>th</w:t>
-          </w:r>
-        </w:p>
-      </w:docPartBody>
-    </w:docPart>
-    <w:docPart>
-      <w:docPartPr>
-        <w:name w:val="58E84179BCF2419D97FD8C5EC3EA2D60"/>
-        <w:category>
-          <w:name w:val="General"/>
-          <w:gallery w:val="placeholder"/>
-        </w:category>
-        <w:types>
-          <w:type w:val="bbPlcHdr"/>
-        </w:types>
-        <w:behaviors>
-          <w:behavior w:val="content"/>
-        </w:behaviors>
-        <w:guid w:val="{C88F96BA-FE68-4948-A8F7-80C6F68B3926}"/>
-      </w:docPartPr>
-      <w:docPartBody>
-        <w:p>
-          <w:pPr>
-            <w:pStyle w:val="58E84179BCF2419D97FD8C5EC3EA2D60"/>
-          </w:pPr>
-          <w:r>
-            <w:t>11:00am – 2:00pm</w:t>
-          </w:r>
-        </w:p>
-      </w:docPartBody>
-    </w:docPart>
-    <w:docPart>
-      <w:docPartPr>
-        <w:name w:val="6F1A54D5BFF1456DBE22E9EAC321CA65"/>
-        <w:category>
-          <w:name w:val="General"/>
-          <w:gallery w:val="placeholder"/>
-        </w:category>
-        <w:types>
-          <w:type w:val="bbPlcHdr"/>
-        </w:types>
-        <w:behaviors>
-          <w:behavior w:val="content"/>
-        </w:behaviors>
-        <w:guid w:val="{A730F47F-301D-49AF-B659-551255C26A34}"/>
-      </w:docPartPr>
-      <w:docPartBody>
-        <w:p>
-          <w:pPr>
-            <w:pStyle w:val="6F1A54D5BFF1456DBE22E9EAC321CA65"/>
-          </w:pPr>
-          <w:r>
-            <w:t>Michele Saaz</w:t>
-          </w:r>
-        </w:p>
-      </w:docPartBody>
-    </w:docPart>
-    <w:docPart>
-      <w:docPartPr>
-        <w:name w:val="8954EF03E03B4113BD7334F3791818B7"/>
-        <w:category>
-          <w:name w:val="General"/>
-          <w:gallery w:val="placeholder"/>
-        </w:category>
-        <w:types>
-          <w:type w:val="bbPlcHdr"/>
-        </w:types>
-        <w:behaviors>
-          <w:behavior w:val="content"/>
-        </w:behaviors>
-        <w:guid w:val="{0AFADBD4-B40B-45D8-8B23-8B9ADEF699DF}"/>
-      </w:docPartPr>
-      <w:docPartBody>
-        <w:p>
-          <w:pPr>
-            <w:pStyle w:val="8954EF03E03B4113BD7334F3791818B7"/>
-          </w:pPr>
-          <w:r>
-            <w:t>Date:</w:t>
-          </w:r>
-        </w:p>
-      </w:docPartBody>
-    </w:docPart>
-    <w:docPart>
-      <w:docPartPr>
-        <w:name w:val="6CE3A80CA5864E6A9D08057B3FC3DEE5"/>
-        <w:category>
-          <w:name w:val="General"/>
-          <w:gallery w:val="placeholder"/>
-        </w:category>
-        <w:types>
-          <w:type w:val="bbPlcHdr"/>
-        </w:types>
-        <w:behaviors>
-          <w:behavior w:val="content"/>
-        </w:behaviors>
-        <w:guid w:val="{91C46213-33EE-48DB-BD40-953A16881525}"/>
-      </w:docPartPr>
-      <w:docPartBody>
-        <w:p>
-          <w:pPr>
-            <w:pStyle w:val="6CE3A80CA5864E6A9D08057B3FC3DEE5"/>
-          </w:pPr>
-          <w:r>
-            <w:t>Time:</w:t>
-          </w:r>
-        </w:p>
-      </w:docPartBody>
-    </w:docPart>
-    <w:docPart>
-      <w:docPartPr>
-        <w:name w:val="60355BE0EB2E4FF288706728A3A69E21"/>
-        <w:category>
-          <w:name w:val="General"/>
-          <w:gallery w:val="placeholder"/>
-        </w:category>
-        <w:types>
-          <w:type w:val="bbPlcHdr"/>
-        </w:types>
-        <w:behaviors>
-          <w:behavior w:val="content"/>
-        </w:behaviors>
-        <w:guid w:val="{637E32B1-B3BA-42A9-94FF-5738E5D6DAE6}"/>
-      </w:docPartPr>
-      <w:docPartBody>
-        <w:p>
-          <w:pPr>
-            <w:pStyle w:val="60355BE0EB2E4FF288706728A3A69E21"/>
-          </w:pPr>
-          <w:r>
-            <w:t>Instructor:</w:t>
-          </w:r>
-        </w:p>
-      </w:docPartBody>
-    </w:docPart>
-    <w:docPart>
-      <w:docPartPr>
-        <w:name w:val="B36FDAD1140948E092BEC949145CCC3F"/>
-        <w:category>
-          <w:name w:val="General"/>
-          <w:gallery w:val="placeholder"/>
-        </w:category>
-        <w:types>
-          <w:type w:val="bbPlcHdr"/>
-        </w:types>
-        <w:behaviors>
-          <w:behavior w:val="content"/>
-        </w:behaviors>
-        <w:guid w:val="{B809717A-EDE9-4579-A3E9-148B45869FF2}"/>
-      </w:docPartPr>
-      <w:docPartBody>
-        <w:p>
-          <w:pPr>
-            <w:pStyle w:val="B36FDAD1140948E092BEC949145CCC3F"/>
-          </w:pPr>
-          <w:r>
-            <w:t>schedule</w:t>
-          </w:r>
-        </w:p>
-      </w:docPartBody>
-    </w:docPart>
-    <w:docPart>
-      <w:docPartPr>
-        <w:name w:val="B0688602B9024FAB845563CB7DC0C48B"/>
-        <w:category>
-          <w:name w:val="General"/>
-          <w:gallery w:val="placeholder"/>
-        </w:category>
-        <w:types>
-          <w:type w:val="bbPlcHdr"/>
-        </w:types>
-        <w:behaviors>
-          <w:behavior w:val="content"/>
-        </w:behaviors>
-        <w:guid w:val="{B8ABDB1B-E769-4C0E-A379-A16806774867}"/>
-      </w:docPartPr>
-      <w:docPartBody>
-        <w:p>
-          <w:pPr>
-            <w:pStyle w:val="B0688602B9024FAB845563CB7DC0C48B"/>
-          </w:pPr>
-          <w:r>
-            <w:t>11:00 AM</w:t>
-          </w:r>
-        </w:p>
-      </w:docPartBody>
-    </w:docPart>
-    <w:docPart>
-      <w:docPartPr>
-        <w:name w:val="3121DBF7399D4B8FA4792B9856A6EB32"/>
-        <w:category>
-          <w:name w:val="General"/>
-          <w:gallery w:val="placeholder"/>
-        </w:category>
-        <w:types>
-          <w:type w:val="bbPlcHdr"/>
-        </w:types>
-        <w:behaviors>
-          <w:behavior w:val="content"/>
-        </w:behaviors>
-        <w:guid w:val="{6E156714-AAAD-4862-A557-1739017566EA}"/>
-      </w:docPartPr>
-      <w:docPartBody>
-        <w:p>
-          <w:pPr>
-            <w:pStyle w:val="3121DBF7399D4B8FA4792B9856A6EB32"/>
-          </w:pPr>
-          <w:r>
-            <w:t>11:30 AM</w:t>
-          </w:r>
-        </w:p>
-      </w:docPartBody>
-    </w:docPart>
-    <w:docPart>
-      <w:docPartPr>
-        <w:name w:val="C616F39094C143789A49B757D8129748"/>
-        <w:category>
-          <w:name w:val="General"/>
-          <w:gallery w:val="placeholder"/>
-        </w:category>
-        <w:types>
-          <w:type w:val="bbPlcHdr"/>
-        </w:types>
-        <w:behaviors>
-          <w:behavior w:val="content"/>
-        </w:behaviors>
-        <w:guid w:val="{20A67E28-6E3A-43EB-AC9E-E33DF49803E6}"/>
-      </w:docPartPr>
-      <w:docPartBody>
-        <w:p>
-          <w:pPr>
-            <w:pStyle w:val="C616F39094C143789A49B757D8129748"/>
-          </w:pPr>
-          <w:r>
-            <w:t>12:15 PM</w:t>
-          </w:r>
-        </w:p>
-      </w:docPartBody>
-    </w:docPart>
-    <w:docPart>
-      <w:docPartPr>
-        <w:name w:val="1D0B68FD9CAC4B6981E827217C47CAD1"/>
-        <w:category>
-          <w:name w:val="General"/>
-          <w:gallery w:val="placeholder"/>
-        </w:category>
-        <w:types>
-          <w:type w:val="bbPlcHdr"/>
-        </w:types>
-        <w:behaviors>
-          <w:behavior w:val="content"/>
-        </w:behaviors>
-        <w:guid w:val="{43B1C7C6-C860-4EE9-B2BE-4E7309F260D8}"/>
-      </w:docPartPr>
-      <w:docPartBody>
-        <w:p>
-          <w:pPr>
-            <w:pStyle w:val="1D0B68FD9CAC4B6981E827217C47CAD1"/>
-          </w:pPr>
-          <w:r>
-            <w:t>12:45 PM</w:t>
-          </w:r>
-        </w:p>
-      </w:docPartBody>
-    </w:docPart>
-    <w:docPart>
-      <w:docPartPr>
-        <w:name w:val="7F00CE0EB8EF4E63B7B40F5D1D62AFF5"/>
-        <w:category>
-          <w:name w:val="General"/>
-          <w:gallery w:val="placeholder"/>
-        </w:category>
-        <w:types>
-          <w:type w:val="bbPlcHdr"/>
-        </w:types>
-        <w:behaviors>
-          <w:behavior w:val="content"/>
-        </w:behaviors>
-        <w:guid w:val="{0BD1B544-E841-4C27-8899-94CA017B6825}"/>
-      </w:docPartPr>
-      <w:docPartBody>
-        <w:p>
-          <w:pPr>
-            <w:pStyle w:val="7F00CE0EB8EF4E63B7B40F5D1D62AFF5"/>
-          </w:pPr>
-          <w:r>
-            <w:t>1:15 PM</w:t>
-          </w:r>
-        </w:p>
-      </w:docPartBody>
-    </w:docPart>
-    <w:docPart>
-      <w:docPartPr>
-        <w:name w:val="A92E775152A24536B04F5C9BEC44804A"/>
-        <w:category>
-          <w:name w:val="General"/>
-          <w:gallery w:val="placeholder"/>
-        </w:category>
-        <w:types>
-          <w:type w:val="bbPlcHdr"/>
-        </w:types>
-        <w:behaviors>
-          <w:behavior w:val="content"/>
-        </w:behaviors>
-        <w:guid w:val="{1E4B7196-694A-4A6E-B7AC-EFB70A0F98B8}"/>
-      </w:docPartPr>
-      <w:docPartBody>
-        <w:p>
-          <w:pPr>
-            <w:pStyle w:val="A92E775152A24536B04F5C9BEC44804A"/>
-          </w:pPr>
-          <w:r>
-            <w:t>2:00 PM</w:t>
-          </w:r>
-        </w:p>
-      </w:docPartBody>
-    </w:docPart>
-    <w:docPart>
-      <w:docPartPr>
-        <w:name w:val="A47A305F4BD5470A9BF9763938130CD7"/>
-        <w:category>
-          <w:name w:val="General"/>
-          <w:gallery w:val="placeholder"/>
-        </w:category>
-        <w:types>
-          <w:type w:val="bbPlcHdr"/>
-        </w:types>
-        <w:behaviors>
-          <w:behavior w:val="content"/>
-        </w:behaviors>
-        <w:guid w:val="{FAF7182C-C624-4AF3-9EB6-F716A87449CE}"/>
-      </w:docPartPr>
-      <w:docPartBody>
-        <w:p>
-          <w:pPr>
-            <w:pStyle w:val="A47A305F4BD5470A9BF9763938130CD7"/>
-          </w:pPr>
-          <w:r>
-            <w:t>Registration &amp; sign-in</w:t>
-          </w:r>
-        </w:p>
-      </w:docPartBody>
-    </w:docPart>
-    <w:docPart>
-      <w:docPartPr>
-        <w:name w:val="A094131E172D44DE8C5DAE408060A9F5"/>
-        <w:category>
-          <w:name w:val="General"/>
-          <w:gallery w:val="placeholder"/>
-        </w:category>
-        <w:types>
-          <w:type w:val="bbPlcHdr"/>
-        </w:types>
-        <w:behaviors>
-          <w:behavior w:val="content"/>
-        </w:behaviors>
-        <w:guid w:val="{9546E9B8-6950-4FD9-A279-309643001821}"/>
-      </w:docPartPr>
-      <w:docPartBody>
-        <w:p>
-          <w:pPr>
-            <w:pStyle w:val="A094131E172D44DE8C5DAE408060A9F5"/>
-          </w:pPr>
-          <w:r>
-            <w:t>Defining goals</w:t>
-          </w:r>
-        </w:p>
-      </w:docPartBody>
-    </w:docPart>
-    <w:docPart>
-      <w:docPartPr>
-        <w:name w:val="1FAEBA06CD454970916CEFB33A89FA2B"/>
-        <w:category>
-          <w:name w:val="General"/>
-          <w:gallery w:val="placeholder"/>
-        </w:category>
-        <w:types>
-          <w:type w:val="bbPlcHdr"/>
-        </w:types>
-        <w:behaviors>
-          <w:behavior w:val="content"/>
-        </w:behaviors>
-        <w:guid w:val="{078EDB3E-A560-4E7E-B423-7A4D20702938}"/>
-      </w:docPartPr>
-      <w:docPartBody>
-        <w:p>
-          <w:pPr>
-            <w:pStyle w:val="1FAEBA06CD454970916CEFB33A89FA2B"/>
-          </w:pPr>
-          <w:r>
-            <w:t>Shaping your personal brand</w:t>
-          </w:r>
-        </w:p>
-      </w:docPartBody>
-    </w:docPart>
-    <w:docPart>
-      <w:docPartPr>
-        <w:name w:val="5597F4DED8D84A7CADF5374EAE42C774"/>
-        <w:category>
-          <w:name w:val="General"/>
-          <w:gallery w:val="placeholder"/>
-        </w:category>
-        <w:types>
-          <w:type w:val="bbPlcHdr"/>
-        </w:types>
-        <w:behaviors>
-          <w:behavior w:val="content"/>
-        </w:behaviors>
-        <w:guid w:val="{0202A017-F2DB-4759-88AB-5030C21F6523}"/>
-      </w:docPartPr>
-      <w:docPartBody>
-        <w:p>
-          <w:pPr>
-            <w:pStyle w:val="5597F4DED8D84A7CADF5374EAE42C774"/>
-          </w:pPr>
-          <w:r>
-            <w:t>Lunch break</w:t>
-          </w:r>
-        </w:p>
-      </w:docPartBody>
-    </w:docPart>
-    <w:docPart>
-      <w:docPartPr>
-        <w:name w:val="7041A917288348058BC08EF46A15A013"/>
-        <w:category>
-          <w:name w:val="General"/>
-          <w:gallery w:val="placeholder"/>
-        </w:category>
-        <w:types>
-          <w:type w:val="bbPlcHdr"/>
-        </w:types>
-        <w:behaviors>
-          <w:behavior w:val="content"/>
-        </w:behaviors>
-        <w:guid w:val="{D44BCFAC-2B8E-473A-88EB-B04D0936F9D1}"/>
-      </w:docPartPr>
-      <w:docPartBody>
-        <w:p>
-          <w:pPr>
-            <w:pStyle w:val="7041A917288348058BC08EF46A15A013"/>
-          </w:pPr>
-          <w:r>
-            <w:t>Efficient resume writing</w:t>
-          </w:r>
-        </w:p>
-      </w:docPartBody>
-    </w:docPart>
-    <w:docPart>
-      <w:docPartPr>
-        <w:name w:val="355DA99426164A95B5C2C65F920CE8E2"/>
-        <w:category>
-          <w:name w:val="General"/>
-          <w:gallery w:val="placeholder"/>
-        </w:category>
-        <w:types>
-          <w:type w:val="bbPlcHdr"/>
-        </w:types>
-        <w:behaviors>
-          <w:behavior w:val="content"/>
-        </w:behaviors>
-        <w:guid w:val="{E6D1817C-050E-4241-9AEC-A39DBBECD26A}"/>
-      </w:docPartPr>
-      <w:docPartBody>
-        <w:p>
-          <w:pPr>
-            <w:pStyle w:val="355DA99426164A95B5C2C65F920CE8E2"/>
-          </w:pPr>
-          <w:r>
-            <w:t>How to stand out</w:t>
-          </w:r>
-        </w:p>
-      </w:docPartBody>
-    </w:docPart>
-    <w:docPart>
-      <w:docPartPr>
-        <w:name w:val="35563E425CF9497F8606A7769C828D2D"/>
-        <w:category>
-          <w:name w:val="General"/>
-          <w:gallery w:val="placeholder"/>
-        </w:category>
-        <w:types>
-          <w:type w:val="bbPlcHdr"/>
-        </w:types>
-        <w:behaviors>
-          <w:behavior w:val="content"/>
-        </w:behaviors>
-        <w:guid w:val="{64D63006-5DF8-4A0E-B205-667EA605855A}"/>
-      </w:docPartPr>
-      <w:docPartBody>
-        <w:p>
-          <w:pPr>
-            <w:pStyle w:val="35563E425CF9497F8606A7769C828D2D1"/>
-          </w:pPr>
-          <w:r>
-            <w:t>1</w:t>
-          </w:r>
-          <w:r>
-            <w:rPr>
-              <w:vertAlign w:val="superscript"/>
-            </w:rPr>
-            <w:t>st</w:t>
-          </w:r>
-          <w:r>
-            <w:t xml:space="preserve"> floor lobby</w:t>
-          </w:r>
-        </w:p>
-      </w:docPartBody>
-    </w:docPart>
-    <w:docPart>
-      <w:docPartPr>
-        <w:name w:val="E6EF4DA00BB04BE0AF7538061FED11AD"/>
-        <w:category>
-          <w:name w:val="General"/>
-          <w:gallery w:val="placeholder"/>
-        </w:category>
-        <w:types>
-          <w:type w:val="bbPlcHdr"/>
-        </w:types>
-        <w:behaviors>
-          <w:behavior w:val="content"/>
-        </w:behaviors>
-        <w:guid w:val="{D47700A3-892D-4C2C-9CCF-42DFAEE470A4}"/>
-      </w:docPartPr>
-      <w:docPartBody>
-        <w:p>
-          <w:pPr>
-            <w:pStyle w:val="E6EF4DA00BB04BE0AF7538061FED11AD"/>
-          </w:pPr>
-          <w:r>
-            <w:t>Room 300</w:t>
-          </w:r>
-        </w:p>
-      </w:docPartBody>
-    </w:docPart>
-    <w:docPart>
-      <w:docPartPr>
-        <w:name w:val="AE41E09BAAA24B93BE7B61862836B550"/>
-        <w:category>
-          <w:name w:val="General"/>
-          <w:gallery w:val="placeholder"/>
-        </w:category>
-        <w:types>
-          <w:type w:val="bbPlcHdr"/>
-        </w:types>
-        <w:behaviors>
-          <w:behavior w:val="content"/>
-        </w:behaviors>
-        <w:guid w:val="{7E70DD4E-0F96-4421-ABB4-B04A038BC45F}"/>
-      </w:docPartPr>
-      <w:docPartBody>
-        <w:p>
-          <w:pPr>
-            <w:pStyle w:val="AE41E09BAAA24B93BE7B61862836B550"/>
-          </w:pPr>
-          <w:r>
-            <w:t>Room 300</w:t>
-          </w:r>
-        </w:p>
-      </w:docPartBody>
-    </w:docPart>
-    <w:docPart>
-      <w:docPartPr>
-        <w:name w:val="A902930B499D4492B0AB76F2B5F61F79"/>
-        <w:category>
-          <w:name w:val="General"/>
-          <w:gallery w:val="placeholder"/>
-        </w:category>
-        <w:types>
-          <w:type w:val="bbPlcHdr"/>
-        </w:types>
-        <w:behaviors>
-          <w:behavior w:val="content"/>
-        </w:behaviors>
-        <w:guid w:val="{3A0CB65C-F0A4-43E2-A9CD-E2B6865765B2}"/>
-      </w:docPartPr>
-      <w:docPartBody>
-        <w:p>
-          <w:pPr>
-            <w:pStyle w:val="A902930B499D4492B0AB76F2B5F61F79"/>
-          </w:pPr>
-          <w:r>
-            <w:t>Room 305</w:t>
-          </w:r>
-        </w:p>
-      </w:docPartBody>
-    </w:docPart>
-    <w:docPart>
-      <w:docPartPr>
-        <w:name w:val="1294E11BFD5B4E69957E10FB58DA4FCB"/>
-        <w:category>
-          <w:name w:val="General"/>
-          <w:gallery w:val="placeholder"/>
-        </w:category>
-        <w:types>
-          <w:type w:val="bbPlcHdr"/>
-        </w:types>
-        <w:behaviors>
-          <w:behavior w:val="content"/>
-        </w:behaviors>
-        <w:guid w:val="{BE2AF5CD-D1CD-429E-B2C4-6E6C9F0C3545}"/>
-      </w:docPartPr>
-      <w:docPartBody>
-        <w:p>
-          <w:pPr>
-            <w:pStyle w:val="1294E11BFD5B4E69957E10FB58DA4FCB"/>
-          </w:pPr>
-          <w:r>
-            <w:t>Room 305</w:t>
-          </w:r>
-        </w:p>
-      </w:docPartBody>
-    </w:docPart>
-    <w:docPart>
-      <w:docPartPr>
-        <w:name w:val="0D8C7A442E3642E7BC175C8E061CD96F"/>
-        <w:category>
-          <w:name w:val="General"/>
-          <w:gallery w:val="placeholder"/>
-        </w:category>
-        <w:types>
-          <w:type w:val="bbPlcHdr"/>
-        </w:types>
-        <w:behaviors>
-          <w:behavior w:val="content"/>
-        </w:behaviors>
-        <w:guid w:val="{CE3962E3-C82F-455B-B8DC-93B87DF3A53D}"/>
-      </w:docPartPr>
-      <w:docPartBody>
-        <w:p>
-          <w:pPr>
-            <w:pStyle w:val="0D8C7A442E3642E7BC175C8E061CD96F"/>
-          </w:pPr>
-          <w:r>
-            <w:t>additional information</w:t>
-          </w:r>
-        </w:p>
-      </w:docPartBody>
-    </w:docPart>
-    <w:docPart>
-      <w:docPartPr>
-        <w:name w:val="95D12DCB82564357B48F08290CF72B48"/>
-        <w:category>
-          <w:name w:val="General"/>
-          <w:gallery w:val="placeholder"/>
-        </w:category>
-        <w:types>
-          <w:type w:val="bbPlcHdr"/>
-        </w:types>
-        <w:behaviors>
-          <w:behavior w:val="content"/>
-        </w:behaviors>
-        <w:guid w:val="{960CFD17-A2CA-4107-A597-36CBEDFBCE4D}"/>
-      </w:docPartPr>
-      <w:docPartBody>
-        <w:p>
-          <w:pPr>
-            <w:pStyle w:val="95D12DCB82564357B48F08290CF72B48"/>
-          </w:pPr>
-          <w:r>
-            <w:t xml:space="preserve">Register in advance at </w:t>
-          </w:r>
-          <w:r>
-            <w:t>www.interestingsite.com</w:t>
-          </w:r>
-        </w:p>
-      </w:docPartBody>
-    </w:docPart>
-    <w:docPart>
-      <w:docPartPr>
-        <w:name w:val="9195325D14314043A6A39B0F36A4B95B"/>
-        <w:category>
-          <w:name w:val="General"/>
-          <w:gallery w:val="placeholder"/>
-        </w:category>
-        <w:types>
-          <w:type w:val="bbPlcHdr"/>
-        </w:types>
-        <w:behaviors>
-          <w:behavior w:val="content"/>
-        </w:behaviors>
-        <w:guid w:val="{D79C66EA-1C34-417B-B2D8-5F5FEF68E2A6}"/>
-      </w:docPartPr>
-      <w:docPartBody>
-        <w:p>
-          <w:pPr>
-            <w:pStyle w:val="9195325D14314043A6A39B0F36A4B95B"/>
-          </w:pPr>
-          <w:r>
-            <w:t>Bring your resume, a notebook and/or a personal electronic device to take notes</w:t>
-          </w:r>
-        </w:p>
-      </w:docPartBody>
-    </w:docPart>
-    <w:docPart>
-      <w:docPartPr>
-        <w:name w:val="7EF4128171DA4D4A9C3CC6332EA73C8A"/>
-        <w:category>
-          <w:name w:val="General"/>
-          <w:gallery w:val="placeholder"/>
-        </w:category>
-        <w:types>
-          <w:type w:val="bbPlcHdr"/>
-        </w:types>
-        <w:behaviors>
-          <w:behavior w:val="content"/>
-        </w:behaviors>
-        <w:guid w:val="{A6E82CC2-034C-434C-9A65-1055A1507139}"/>
-      </w:docPartPr>
-      <w:docPartBody>
-        <w:p>
-          <w:r>
-            <w:t>resume writing workshop</w:t>
-          </w:r>
-        </w:p>
-      </w:docPartBody>
-    </w:docPart>
-    <w:docPart>
-      <w:docPartPr>
-        <w:name w:val="EAA566B022044250A0AFEC92B5CAE844"/>
-        <w:category>
-          <w:name w:val="General"/>
-          <w:gallery w:val="placeholder"/>
-        </w:category>
-        <w:types>
-          <w:type w:val="bbPlcHdr"/>
-        </w:types>
-        <w:behaviors>
-          <w:behavior w:val="content"/>
-        </w:behaviors>
-        <w:guid w:val="{06BD451B-17FA-4572-AB31-05DC553D7788}"/>
-      </w:docPartPr>
-      <w:docPartBody>
-        <w:p>
-          <w:r>
-            <w:t>Agenda</w:t>
-          </w:r>
-        </w:p>
-      </w:docPartBody>
-    </w:docPart>
-  </w:docParts>
-</w:glossaryDocument>
-</file>
-
-<file path=word/glossary/fontTable.xml><?xml version="1.0" encoding="utf-8"?>
-<w:fonts xmlns:mc="http://schemas.openxmlformats.org/markup-compatibility/2006" xmlns:r="http://schemas.openxmlformats.org/officeDocument/2006/relationships" xmlns:w="http://schemas.openxmlformats.org/wordprocessingml/2006/main" xmlns:w14="http://schemas.microsoft.com/office/word/2010/wordml" xmlns:w15="http://schemas.microsoft.com/office/word/2012/wordml" xmlns:w16cex="http://schemas.microsoft.com/office/word/2018/wordml/cex" xmlns:w16cid="http://schemas.microsoft.com/office/word/2016/wordml/cid" xmlns:w16="http://schemas.microsoft.com/office/word/2018/wordml" xmlns:w16sdtdh="http://schemas.microsoft.com/office/word/2020/wordml/sdtdatahash" xmlns:w16se="http://schemas.microsoft.com/office/word/2015/wordml/symex" mc:Ignorable="w14 w15 w16se w16cid w16 w16cex w16sdtdh">
-  <w:font w:name="Symbol">
-    <w:panose1 w:val="05050102010706020507"/>
-    <w:charset w:val="02"/>
-    <w:family w:val="roman"/>
-    <w:pitch w:val="variable"/>
-    <w:sig w:usb0="00000000" w:usb1="10000000" w:usb2="00000000" w:usb3="00000000" w:csb0="80000000" w:csb1="00000000"/>
-  </w:font>
-  <w:font w:name="Times New Roman">
-    <w:panose1 w:val="02020603050405020304"/>
-    <w:charset w:val="00"/>
-    <w:family w:val="roman"/>
-    <w:pitch w:val="variable"/>
-    <w:sig w:usb0="E0002EFF" w:usb1="C000785B" w:usb2="00000009" w:usb3="00000000" w:csb0="000001FF" w:csb1="00000000"/>
-  </w:font>
-  <w:font w:name="Courier New">
-    <w:panose1 w:val="02070309020205020404"/>
-    <w:charset w:val="00"/>
-    <w:family w:val="modern"/>
-    <w:pitch w:val="fixed"/>
-    <w:sig w:usb0="E0002EFF" w:usb1="C0007843" w:usb2="00000009" w:usb3="00000000" w:csb0="000001FF" w:csb1="00000000"/>
-  </w:font>
-  <w:font w:name="Wingdings">
-    <w:panose1 w:val="05000000000000000000"/>
-    <w:charset w:val="02"/>
-    <w:family w:val="auto"/>
-    <w:pitch w:val="variable"/>
-    <w:sig w:usb0="00000000" w:usb1="10000000" w:usb2="00000000" w:usb3="00000000" w:csb0="80000000" w:csb1="00000000"/>
-  </w:font>
-  <w:font w:name="Calibri">
-    <w:panose1 w:val="020F0502020204030204"/>
-    <w:charset w:val="00"/>
-    <w:family w:val="swiss"/>
-    <w:pitch w:val="variable"/>
-    <w:sig w:usb0="E4002EFF" w:usb1="C200247B" w:usb2="00000009" w:usb3="00000000" w:csb0="000001FF" w:csb1="00000000"/>
-  </w:font>
-  <w:font w:name="Century Gothic">
-    <w:panose1 w:val="020B0502020202020204"/>
-    <w:charset w:val="00"/>
-    <w:family w:val="swiss"/>
-    <w:pitch w:val="variable"/>
-    <w:sig w:usb0="00000287" w:usb1="00000000" w:usb2="00000000" w:usb3="00000000" w:csb0="0000009F" w:csb1="00000000"/>
-  </w:font>
-  <w:font w:name="MS Mincho">
-    <w:altName w:val="ＭＳ 明朝"/>
-    <w:panose1 w:val="02020609040205080304"/>
-    <w:charset w:val="80"/>
-    <w:family w:val="modern"/>
-    <w:pitch w:val="fixed"/>
-    <w:sig w:usb0="E00002FF" w:usb1="6AC7FDFB" w:usb2="08000012" w:usb3="00000000" w:csb0="0002009F" w:csb1="00000000"/>
-  </w:font>
-  <w:font w:name="Times New Roman (Body CS)">
-    <w:altName w:val="Times New Roman"/>
-    <w:panose1 w:val="00000000000000000000"/>
-    <w:charset w:val="00"/>
-    <w:family w:val="roman"/>
-    <w:notTrueType/>
-    <w:pitch w:val="default"/>
-  </w:font>
-  <w:font w:name="Century Schoolbook">
-    <w:panose1 w:val="02040604050505020304"/>
-    <w:charset w:val="00"/>
-    <w:family w:val="roman"/>
-    <w:pitch w:val="variable"/>
-    <w:sig w:usb0="00000287" w:usb1="00000000" w:usb2="00000000" w:usb3="00000000" w:csb0="0000009F" w:csb1="00000000"/>
-  </w:font>
-  <w:font w:name="MS Gothic">
-    <w:altName w:val="ＭＳ ゴシック"/>
-    <w:panose1 w:val="020B0609070205080204"/>
-    <w:charset w:val="80"/>
-    <w:family w:val="modern"/>
-    <w:pitch w:val="fixed"/>
-    <w:sig w:usb0="E00002FF" w:usb1="6AC7FDFB" w:usb2="08000012" w:usb3="00000000" w:csb0="0002009F" w:csb1="00000000"/>
-  </w:font>
-  <w:font w:name="Times New Roman (Headings CS)">
-    <w:altName w:val="Times New Roman"/>
-    <w:panose1 w:val="00000000000000000000"/>
-    <w:charset w:val="00"/>
-    <w:family w:val="roman"/>
-    <w:notTrueType/>
-    <w:pitch w:val="default"/>
-  </w:font>
-  <w:font w:name="Calibri Light">
-    <w:panose1 w:val="020F0302020204030204"/>
-    <w:charset w:val="00"/>
-    <w:family w:val="swiss"/>
-    <w:pitch w:val="variable"/>
-    <w:sig w:usb0="E4002EFF" w:usb1="C200247B" w:usb2="00000009" w:usb3="00000000" w:csb0="000001FF" w:csb1="00000000"/>
-  </w:font>
-</w:fonts>
-</file>
-
-<file path=word/glossary/settings.xml><?xml version="1.0" encoding="utf-8"?>
-<w:settings xmlns:mc="http://schemas.openxmlformats.org/markup-compatibility/2006" xmlns:o="urn:schemas-microsoft-com:office:office" xmlns:r="http://schemas.openxmlformats.org/officeDocument/2006/relationships" xmlns:m="http://schemas.openxmlformats.org/officeDocument/2006/math" xmlns:v="urn:schemas-microsoft-com:vml" xmlns:w10="urn:schemas-microsoft-com:office:word" xmlns:w="http://schemas.openxmlformats.org/wordprocessingml/2006/main" xmlns:w14="http://schemas.microsoft.com/office/word/2010/wordml" xmlns:w15="http://schemas.microsoft.com/office/word/2012/wordml" xmlns:w16cex="http://schemas.microsoft.com/office/word/2018/wordml/cex" xmlns:w16cid="http://schemas.microsoft.com/office/word/2016/wordml/cid" xmlns:w16="http://schemas.microsoft.com/office/word/2018/wordml" xmlns:w16sdtdh="http://schemas.microsoft.com/office/word/2020/wordml/sdtdatahash" xmlns:w16se="http://schemas.microsoft.com/office/word/2015/wordml/symex" xmlns:sl="http://schemas.openxmlformats.org/schemaLibrary/2006/main" mc:Ignorable="w14 w15 w16se w16cid w16 w16cex w16sdtdh">
-  <w:view w:val="normal"/>
-  <w:defaultTabStop w:val="720"/>
-  <w:characterSpacingControl w:val="doNotCompress"/>
-  <w:compat>
-    <w:useFELayout/>
-    <w:compatSetting w:name="compatibilityMode" w:uri="http://schemas.microsoft.com/office/word" w:val="15"/>
-    <w:compatSetting w:name="overrideTableStyleFontSizeAndJustification" w:uri="http://schemas.microsoft.com/office/word" w:val="1"/>
-    <w:compatSetting w:name="enableOpenTypeFeatures" w:uri="http://schemas.microsoft.com/office/word" w:val="1"/>
-    <w:compatSetting w:name="doNotFlipMirrorIndents" w:uri="http://schemas.microsoft.com/office/word" w:val="1"/>
-    <w:compatSetting w:name="differentiateMultirowTableHeaders" w:uri="http://schemas.microsoft.com/office/word" w:val="1"/>
-    <w:compatSetting w:name="useWord2013TrackBottomHyphenation" w:uri="http://schemas.microsoft.com/office/word" w:val="1"/>
-  </w:compat>
-  <w:rsids>
-    <w:rsidRoot w:val="00F25270"/>
-    <w:rsid w:val="001209C1"/>
-    <w:rsid w:val="00A9590C"/>
-    <w:rsid w:val="00B44171"/>
-    <w:rsid w:val="00C26456"/>
-    <w:rsid w:val="00D55078"/>
-    <w:rsid w:val="00F25270"/>
-  </w:rsids>
-  <m:mathPr>
-    <m:mathFont m:val="Cambria Math"/>
-    <m:brkBin m:val="before"/>
-    <m:brkBinSub m:val="--"/>
-    <m:smallFrac m:val="0"/>
-    <m:dispDef/>
-    <m:lMargin m:val="0"/>
-    <m:rMargin m:val="0"/>
-    <m:defJc m:val="centerGroup"/>
-    <m:wrapIndent m:val="1440"/>
-    <m:intLim m:val="subSup"/>
-    <m:naryLim m:val="undOvr"/>
-  </m:mathPr>
-  <w:themeFontLang w:val="en-AU"/>
-  <w:clrSchemeMapping w:bg1="light1" w:t1="dark1" w:bg2="light2" w:t2="dark2" w:accent1="accent1" w:accent2="accent2" w:accent3="accent3" w:accent4="accent4" w:accent5="accent5" w:accent6="accent6" w:hyperlink="hyperlink" w:followedHyperlink="followedHyperlink"/>
-  <w:decimalSymbol w:val="."/>
-  <w:listSeparator w:val=","/>
-  <w15:chartTrackingRefBased/>
-</w:settings>
-</file>
-
-<file path=word/glossary/styles2.xml><?xml version="1.0" encoding="utf-8"?>
-<w:styles xmlns:mc="http://schemas.openxmlformats.org/markup-compatibility/2006" xmlns:r="http://schemas.openxmlformats.org/officeDocument/2006/relationships" xmlns:w="http://schemas.openxmlformats.org/wordprocessingml/2006/main" xmlns:w14="http://schemas.microsoft.com/office/word/2010/wordml" xmlns:w15="http://schemas.microsoft.com/office/word/2012/wordml" xmlns:w16cex="http://schemas.microsoft.com/office/word/2018/wordml/cex" xmlns:w16cid="http://schemas.microsoft.com/office/word/2016/wordml/cid" xmlns:w16="http://schemas.microsoft.com/office/word/2018/wordml" xmlns:w16sdtdh="http://schemas.microsoft.com/office/word/2020/wordml/sdtdatahash" xmlns:w16se="http://schemas.microsoft.com/office/word/2015/wordml/symex" mc:Ignorable="w14 w15 w16se w16cid w16 w16cex w16sdtdh">
-  <w:docDefaults>
-    <w:rPrDefault>
-      <w:rPr>
-        <w:rFonts w:asciiTheme="minorHAnsi" w:eastAsiaTheme="minorEastAsia" w:hAnsiTheme="minorHAnsi" w:cstheme="minorBidi"/>
-        <w:sz w:val="22"/>
-        <w:szCs w:val="22"/>
-        <w:lang w:val="en-AU" w:eastAsia="en-AU" w:bidi="ar-SA"/>
-      </w:rPr>
-    </w:rPrDefault>
-    <w:pPrDefault>
-      <w:pPr>
-        <w:spacing w:after="160" w:line="259" w:lineRule="auto"/>
-      </w:pPr>
-    </w:pPrDefault>
-  </w:docDefaults>
-  <w:latentStyles w:defLockedState="0" w:defUIPriority="99" w:defSemiHidden="0" w:defUnhideWhenUsed="0" w:defQFormat="0" w:count="376">
-    <w:lsdException w:name="Normal" w:uiPriority="0" w:qFormat="1"/>
-    <w:lsdException w:name="heading 1" w:uiPriority="9" w:qFormat="1"/>
-    <w:lsdException w:name="heading 2" w:semiHidden="1" w:uiPriority="9" w:unhideWhenUsed="1" w:qFormat="1"/>
-    <w:lsdException w:name="heading 3" w:semiHidden="1" w:uiPriority="9" w:unhideWhenUsed="1" w:qFormat="1"/>
-    <w:lsdException w:name="heading 4" w:semiHidden="1" w:uiPriority="9" w:unhideWhenUsed="1" w:qFormat="1"/>
-    <w:lsdException w:name="heading 5" w:semiHidden="1" w:uiPriority="9" w:unhideWhenUsed="1" w:qFormat="1"/>
-    <w:lsdException w:name="heading 6" w:semiHidden="1" w:uiPriority="9" w:unhideWhenUsed="1" w:qFormat="1"/>
-    <w:lsdException w:name="heading 7" w:semiHidden="1" w:uiPriority="9" w:unhideWhenUsed="1" w:qFormat="1"/>
-    <w:lsdException w:name="heading 8" w:semiHidden="1" w:uiPriority="9" w:unhideWhenUsed="1" w:qFormat="1"/>
-    <w:lsdException w:name="heading 9" w:semiHidden="1" w:uiPriority="9" w:unhideWhenUsed="1" w:qFormat="1"/>
-    <w:lsdException w:name="index 1" w:semiHidden="1" w:unhideWhenUsed="1"/>
-    <w:lsdException w:name="index 2" w:semiHidden="1" w:unhideWhenUsed="1"/>
-    <w:lsdException w:name="index 3" w:semiHidden="1" w:unhideWhenUsed="1"/>
-    <w:lsdException w:name="index 4" w:semiHidden="1" w:unhideWhenUsed="1"/>
-    <w:lsdException w:name="index 5" w:semiHidden="1" w:unhideWhenUsed="1"/>
-    <w:lsdException w:name="index 6" w:semiHidden="1" w:unhideWhenUsed="1"/>
-    <w:lsdException w:name="index 7" w:semiHidden="1" w:unhideWhenUsed="1"/>
-    <w:lsdException w:name="index 8" w:semiHidden="1" w:unhideWhenUsed="1"/>
-    <w:lsdException w:name="index 9" w:semiHidden="1" w:unhideWhenUsed="1"/>
-    <w:lsdException w:name="toc 1" w:semiHidden="1" w:uiPriority="39" w:unhideWhenUsed="1"/>
-    <w:lsdException w:name="toc 2" w:semiHidden="1" w:uiPriority="39" w:unhideWhenUsed="1"/>
-    <w:lsdException w:name="toc 3" w:semiHidden="1" w:uiPriority="39" w:unhideWhenUsed="1"/>
-    <w:lsdException w:name="toc 4" w:semiHidden="1" w:uiPriority="39" w:unhideWhenUsed="1"/>
-    <w:lsdException w:name="toc 5" w:semiHidden="1" w:uiPriority="39" w:unhideWhenUsed="1"/>
-    <w:lsdException w:name="toc 6" w:semiHidden="1" w:uiPriority="39" w:unhideWhenUsed="1"/>
-    <w:lsdException w:name="toc 7" w:semiHidden="1" w:uiPriority="39" w:unhideWhenUsed="1"/>
-    <w:lsdException w:name="toc 8" w:semiHidden="1" w:uiPriority="39" w:unhideWhenUsed="1"/>
-    <w:lsdException w:name="toc 9" w:semiHidden="1" w:uiPriority="39" w:unhideWhenUsed="1"/>
-    <w:lsdException w:name="Normal Indent" w:semiHidden="1" w:unhideWhenUsed="1"/>
-    <w:lsdException w:name="footnote text" w:semiHidden="1" w:unhideWhenUsed="1"/>
-    <w:lsdException w:name="annotation text" w:semiHidden="1" w:unhideWhenUsed="1"/>
-    <w:lsdException w:name="header" w:semiHidden="1" w:unhideWhenUsed="1"/>
-    <w:lsdException w:name="footer" w:semiHidden="1" w:unhideWhenUsed="1"/>
-    <w:lsdException w:name="index heading" w:semiHidden="1" w:unhideWhenUsed="1"/>
-    <w:lsdException w:name="caption" w:semiHidden="1" w:uiPriority="35" w:unhideWhenUsed="1" w:qFormat="1"/>
-    <w:lsdException w:name="table of figures" w:semiHidden="1" w:unhideWhenUsed="1"/>
-    <w:lsdException w:name="envelope address" w:semiHidden="1" w:unhideWhenUsed="1"/>
-    <w:lsdException w:name="envelope return" w:semiHidden="1" w:unhideWhenUsed="1"/>
-    <w:lsdException w:name="footnote reference" w:semiHidden="1" w:unhideWhenUsed="1"/>
-    <w:lsdException w:name="annotation reference" w:semiHidden="1" w:unhideWhenUsed="1"/>
-    <w:lsdException w:name="line number" w:semiHidden="1" w:unhideWhenUsed="1"/>
-    <w:lsdException w:name="page number" w:semiHidden="1" w:unhideWhenUsed="1"/>
-    <w:lsdException w:name="endnote reference" w:semiHidden="1" w:unhideWhenUsed="1"/>
-    <w:lsdException w:name="endnote text" w:semiHidden="1" w:unhideWhenUsed="1"/>
-    <w:lsdException w:name="table of authorities" w:semiHidden="1" w:unhideWhenUsed="1"/>
-    <w:lsdException w:name="macro" w:semiHidden="1" w:unhideWhenUsed="1"/>
-    <w:lsdException w:name="toa heading" w:semiHidden="1" w:unhideWhenUsed="1"/>
-    <w:lsdException w:name="List" w:semiHidden="1" w:unhideWhenUsed="1"/>
-    <w:lsdException w:name="List Bullet" w:semiHidden="1" w:unhideWhenUsed="1"/>
-    <w:lsdException w:name="List Number" w:semiHidden="1" w:unhideWhenUsed="1"/>
-    <w:lsdException w:name="List 2" w:semiHidden="1" w:unhideWhenUsed="1"/>
-    <w:lsdException w:name="List 3" w:semiHidden="1" w:unhideWhenUsed="1"/>
-    <w:lsdException w:name="List 4" w:semiHidden="1" w:unhideWhenUsed="1"/>
-    <w:lsdException w:name="List 5" w:semiHidden="1" w:unhideWhenUsed="1"/>
-    <w:lsdException w:name="List Bullet 2" w:semiHidden="1" w:unhideWhenUsed="1"/>
-    <w:lsdException w:name="List Bullet 3" w:semiHidden="1" w:unhideWhenUsed="1"/>
-    <w:lsdException w:name="List Bullet 4" w:semiHidden="1" w:unhideWhenUsed="1"/>
-    <w:lsdException w:name="List Bullet 5" w:semiHidden="1" w:unhideWhenUsed="1"/>
-    <w:lsdException w:name="List Number 2" w:semiHidden="1" w:unhideWhenUsed="1"/>
-    <w:lsdException w:name="List Number 3" w:semiHidden="1" w:unhideWhenUsed="1"/>
-    <w:lsdException w:name="List Number 4" w:semiHidden="1" w:unhideWhenUsed="1"/>
-    <w:lsdException w:name="List Number 5" w:semiHidden="1" w:unhideWhenUsed="1"/>
-    <w:lsdException w:name="Title" w:uiPriority="10" w:qFormat="1"/>
-    <w:lsdException w:name="Closing" w:semiHidden="1" w:unhideWhenUsed="1"/>
-    <w:lsdException w:name="Signature" w:semiHidden="1" w:unhideWhenUsed="1"/>
-    <w:lsdException w:name="Default Paragraph Font" w:semiHidden="1" w:uiPriority="1" w:unhideWhenUsed="1"/>
-    <w:lsdException w:name="Body Text" w:semiHidden="1" w:unhideWhenUsed="1"/>
-    <w:lsdException w:name="Body Text Indent" w:semiHidden="1" w:unhideWhenUsed="1"/>
-    <w:lsdException w:name="List Continue" w:semiHidden="1" w:unhideWhenUsed="1"/>
-    <w:lsdException w:name="List Continue 2" w:semiHidden="1" w:unhideWhenUsed="1"/>
-    <w:lsdException w:name="List Continue 3" w:semiHidden="1" w:unhideWhenUsed="1"/>
-    <w:lsdException w:name="List Continue 4" w:semiHidden="1" w:unhideWhenUsed="1"/>
-    <w:lsdException w:name="List Continue 5" w:semiHidden="1" w:unhideWhenUsed="1"/>
-    <w:lsdException w:name="Message Header" w:semiHidden="1" w:unhideWhenUsed="1"/>
-    <w:lsdException w:name="Subtitle" w:uiPriority="11" w:qFormat="1"/>
-    <w:lsdException w:name="Salutation" w:semiHidden="1" w:unhideWhenUsed="1"/>
-    <w:lsdException w:name="Date" w:semiHidden="1" w:unhideWhenUsed="1"/>
-    <w:lsdException w:name="Body Text First Indent" w:semiHidden="1" w:unhideWhenUsed="1"/>
-    <w:lsdException w:name="Body Text First Indent 2" w:semiHidden="1" w:unhideWhenUsed="1"/>
-    <w:lsdException w:name="Note Heading" w:semiHidden="1" w:unhideWhenUsed="1"/>
-    <w:lsdException w:name="Body Text 2" w:semiHidden="1" w:unhideWhenUsed="1"/>
-    <w:lsdException w:name="Body Text 3" w:semiHidden="1" w:unhideWhenUsed="1"/>
-    <w:lsdException w:name="Body Text Indent 2" w:semiHidden="1" w:unhideWhenUsed="1"/>
-    <w:lsdException w:name="Body Text Indent 3" w:semiHidden="1" w:unhideWhenUsed="1"/>
-    <w:lsdException w:name="Block Text" w:semiHidden="1" w:unhideWhenUsed="1"/>
-    <w:lsdException w:name="Hyperlink" w:semiHidden="1" w:unhideWhenUsed="1"/>
-    <w:lsdException w:name="FollowedHyperlink" w:semiHidden="1" w:unhideWhenUsed="1"/>
-    <w:lsdException w:name="Strong" w:uiPriority="22" w:qFormat="1"/>
-    <w:lsdException w:name="Emphasis" w:uiPriority="20" w:qFormat="1"/>
-    <w:lsdException w:name="Document Map" w:semiHidden="1" w:unhideWhenUsed="1"/>
-    <w:lsdException w:name="Plain Text" w:semiHidden="1" w:unhideWhenUsed="1"/>
-    <w:lsdException w:name="E-mail Signature" w:semiHidden="1" w:unhideWhenUsed="1"/>
-    <w:lsdException w:name="HTML Top of Form" w:semiHidden="1" w:unhideWhenUsed="1"/>
-    <w:lsdException w:name="HTML Bottom of Form" w:semiHidden="1" w:unhideWhenUsed="1"/>
-    <w:lsdException w:name="Normal (Web)" w:semiHidden="1" w:unhideWhenUsed="1"/>
-    <w:lsdException w:name="HTML Acronym" w:semiHidden="1" w:unhideWhenUsed="1"/>
-    <w:lsdException w:name="HTML Address" w:semiHidden="1" w:unhideWhenUsed="1"/>
-    <w:lsdException w:name="HTML Cite" w:semiHidden="1" w:unhideWhenUsed="1"/>
-    <w:lsdException w:name="HTML Code" w:semiHidden="1" w:unhideWhenUsed="1"/>
-    <w:lsdException w:name="HTML Definition" w:semiHidden="1" w:unhideWhenUsed="1"/>
-    <w:lsdException w:name="HTML Keyboard" w:semiHidden="1" w:unhideWhenUsed="1"/>
-    <w:lsdException w:name="HTML Preformatted" w:semiHidden="1" w:unhideWhenUsed="1"/>
-    <w:lsdException w:name="HTML Sample" w:semiHidden="1" w:unhideWhenUsed="1"/>
-    <w:lsdException w:name="HTML Typewriter" w:semiHidden="1" w:unhideWhenUsed="1"/>
-    <w:lsdException w:name="HTML Variable" w:semiHidden="1" w:unhideWhenUsed="1"/>
-    <w:lsdException w:name="Normal Table" w:semiHidden="1" w:unhideWhenUsed="1"/>
-    <w:lsdException w:name="annotation subject" w:semiHidden="1" w:unhideWhenUsed="1"/>
-    <w:lsdException w:name="No List" w:semiHidden="1" w:unhideWhenUsed="1"/>
-    <w:lsdException w:name="Outline List 1" w:semiHidden="1" w:unhideWhenUsed="1"/>
-    <w:lsdException w:name="Outline List 2" w:semiHidden="1" w:unhideWhenUsed="1"/>
-    <w:lsdException w:name="Outline List 3" w:semiHidden="1" w:unhideWhenUsed="1"/>
-    <w:lsdException w:name="Table Simple 1" w:semiHidden="1" w:unhideWhenUsed="1"/>
-    <w:lsdException w:name="Table Simple 2" w:semiHidden="1" w:unhideWhenUsed="1"/>
-    <w:lsdException w:name="Table Simple 3" w:semiHidden="1" w:unhideWhenUsed="1"/>
-    <w:lsdException w:name="Table Classic 1" w:semiHidden="1" w:unhideWhenUsed="1"/>
-    <w:lsdException w:name="Table Classic 2" w:semiHidden="1" w:unhideWhenUsed="1"/>
-    <w:lsdException w:name="Table Classic 3" w:semiHidden="1" w:unhideWhenUsed="1"/>
-    <w:lsdException w:name="Table Classic 4" w:semiHidden="1" w:unhideWhenUsed="1"/>
-    <w:lsdException w:name="Table Colorful 1" w:semiHidden="1" w:unhideWhenUsed="1"/>
-    <w:lsdException w:name="Table Colorful 2" w:semiHidden="1" w:unhideWhenUsed="1"/>
-    <w:lsdException w:name="Table Colorful 3" w:semiHidden="1" w:unhideWhenUsed="1"/>
-    <w:lsdException w:name="Table Columns 1" w:semiHidden="1" w:unhideWhenUsed="1"/>
-    <w:lsdException w:name="Table Columns 2" w:semiHidden="1" w:unhideWhenUsed="1"/>
-    <w:lsdException w:name="Table Columns 3" w:semiHidden="1" w:unhideWhenUsed="1"/>
-    <w:lsdException w:name="Table Columns 4" w:semiHidden="1" w:unhideWhenUsed="1"/>
-    <w:lsdException w:name="Table Columns 5" w:semiHidden="1" w:unhideWhenUsed="1"/>
-    <w:lsdException w:name="Table Grid 1" w:semiHidden="1" w:unhideWhenUsed="1"/>
-    <w:lsdException w:name="Table Grid 2" w:semiHidden="1" w:unhideWhenUsed="1"/>
-    <w:lsdException w:name="Table Grid 3" w:semiHidden="1" w:unhideWhenUsed="1"/>
-    <w:lsdException w:name="Table Grid 4" w:semiHidden="1" w:unhideWhenUsed="1"/>
-    <w:lsdException w:name="Table Grid 5" w:semiHidden="1" w:unhideWhenUsed="1"/>
-    <w:lsdException w:name="Table Grid 6" w:semiHidden="1" w:unhideWhenUsed="1"/>
-    <w:lsdException w:name="Table Grid 7" w:semiHidden="1" w:unhideWhenUsed="1"/>
-    <w:lsdException w:name="Table Grid 8" w:semiHidden="1" w:unhideWhenUsed="1"/>
-    <w:lsdException w:name="Table List 1" w:semiHidden="1" w:unhideWhenUsed="1"/>
-    <w:lsdException w:name="Table List 2" w:semiHidden="1" w:unhideWhenUsed="1"/>
-    <w:lsdException w:name="Table List 3" w:semiHidden="1" w:unhideWhenUsed="1"/>
-    <w:lsdException w:name="Table List 4" w:semiHidden="1" w:unhideWhenUsed="1"/>
-    <w:lsdException w:name="Table List 5" w:semiHidden="1" w:unhideWhenUsed="1"/>
-    <w:lsdException w:name="Table List 6" w:semiHidden="1" w:unhideWhenUsed="1"/>
-    <w:lsdException w:name="Table List 7" w:semiHidden="1" w:unhideWhenUsed="1"/>
-    <w:lsdException w:name="Table List 8" w:semiHidden="1" w:unhideWhenUsed="1"/>
-    <w:lsdException w:name="Table 3D effects 1" w:semiHidden="1" w:unhideWhenUsed="1"/>
-    <w:lsdException w:name="Table 3D effects 2" w:semiHidden="1" w:unhideWhenUsed="1"/>
-    <w:lsdException w:name="Table 3D effects 3" w:semiHidden="1" w:unhideWhenUsed="1"/>
-    <w:lsdException w:name="Table Contemporary" w:semiHidden="1" w:unhideWhenUsed="1"/>
-    <w:lsdException w:name="Table Elegant" w:semiHidden="1" w:unhideWhenUsed="1"/>
-    <w:lsdException w:name="Table Professional" w:semiHidden="1" w:unhideWhenUsed="1"/>
-    <w:lsdException w:name="Table Subtle 1" w:semiHidden="1" w:unhideWhenUsed="1"/>
-    <w:lsdException w:name="Table Subtle 2" w:semiHidden="1" w:unhideWhenUsed="1"/>
-    <w:lsdException w:name="Table Web 1" w:semiHidden="1" w:unhideWhenUsed="1"/>
-    <w:lsdException w:name="Table Web 2" w:semiHidden="1" w:unhideWhenUsed="1"/>
-    <w:lsdException w:name="Table Web 3" w:semiHidden="1" w:unhideWhenUsed="1"/>
-    <w:lsdException w:name="Balloon Text" w:semiHidden="1" w:unhideWhenUsed="1"/>
-    <w:lsdException w:name="Table Grid" w:uiPriority="39"/>
-    <w:lsdException w:name="Table Theme" w:semiHidden="1" w:unhideWhenUsed="1"/>
-    <w:lsdException w:name="Placeholder Text" w:semiHidden="1"/>
-    <w:lsdException w:name="No Spacing" w:uiPriority="1" w:qFormat="1"/>
-    <w:lsdException w:name="Light Shading" w:uiPriority="60"/>
-    <w:lsdException w:name="Light List" w:uiPriority="61"/>
-    <w:lsdException w:name="Light Grid" w:uiPriority="62"/>
-    <w:lsdException w:name="Medium Shading 1" w:uiPriority="63"/>
-    <w:lsdException w:name="Medium Shading 2" w:uiPriority="64"/>
-    <w:lsdException w:name="Medium List 1" w:uiPriority="65"/>
-    <w:lsdException w:name="Medium List 2" w:uiPriority="66"/>
-    <w:lsdException w:name="Medium Grid 1" w:uiPriority="67"/>
-    <w:lsdException w:name="Medium Grid 2" w:uiPriority="68"/>
-    <w:lsdException w:name="Medium Grid 3" w:uiPriority="69"/>
-    <w:lsdException w:name="Dark List" w:uiPriority="70"/>
-    <w:lsdException w:name="Colorful Shading" w:uiPriority="71"/>
-    <w:lsdException w:name="Colorful List" w:uiPriority="72"/>
-    <w:lsdException w:name="Colorful Grid" w:uiPriority="73"/>
-    <w:lsdException w:name="Light Shading Accent 1" w:uiPriority="60"/>
-    <w:lsdException w:name="Light List Accent 1" w:uiPriority="61"/>
-    <w:lsdException w:name="Light Grid Accent 1" w:uiPriority="62"/>
-    <w:lsdException w:name="Medium Shading 1 Accent 1" w:uiPriority="63"/>
-    <w:lsdException w:name="Medium Shading 2 Accent 1" w:uiPriority="64"/>
-    <w:lsdException w:name="Medium List 1 Accent 1" w:uiPriority="65"/>
-    <w:lsdException w:name="Revision" w:semiHidden="1"/>
-    <w:lsdException w:name="List Paragraph" w:uiPriority="34" w:qFormat="1"/>
-    <w:lsdException w:name="Quote" w:uiPriority="29" w:qFormat="1"/>
-    <w:lsdException w:name="Intense Quote" w:uiPriority="30" w:qFormat="1"/>
-    <w:lsdException w:name="Medium List 2 Accent 1" w:uiPriority="66"/>
-    <w:lsdException w:name="Medium Grid 1 Accent 1" w:uiPriority="67"/>
-    <w:lsdException w:name="Medium Grid 2 Accent 1" w:uiPriority="68"/>
-    <w:lsdException w:name="Medium Grid 3 Accent 1" w:uiPriority="69"/>
-    <w:lsdException w:name="Dark List Accent 1" w:uiPriority="70"/>
-    <w:lsdException w:name="Colorful Shading Accent 1" w:uiPriority="71"/>
-    <w:lsdException w:name="Colorful List Accent 1" w:uiPriority="72"/>
-    <w:lsdException w:name="Colorful Grid Accent 1" w:uiPriority="73"/>
-    <w:lsdException w:name="Light Shading Accent 2" w:uiPriority="60"/>
-    <w:lsdException w:name="Light List Accent 2" w:uiPriority="61"/>
-    <w:lsdException w:name="Light Grid Accent 2" w:uiPriority="62"/>
-    <w:lsdException w:name="Medium Shading 1 Accent 2" w:uiPriority="63"/>
-    <w:lsdException w:name="Medium Shading 2 Accent 2" w:uiPriority="64"/>
-    <w:lsdException w:name="Medium List 1 Accent 2" w:uiPriority="65"/>
-    <w:lsdException w:name="Medium List 2 Accent 2" w:uiPriority="66"/>
-    <w:lsdException w:name="Medium Grid 1 Accent 2" w:uiPriority="67"/>
-    <w:lsdException w:name="Medium Grid 2 Accent 2" w:uiPriority="68"/>
-    <w:lsdException w:name="Medium Grid 3 Accent 2" w:uiPriority="69"/>
-    <w:lsdException w:name="Dark List Accent 2" w:uiPriority="70"/>
-    <w:lsdException w:name="Colorful Shading Accent 2" w:uiPriority="71"/>
-    <w:lsdException w:name="Colorful List Accent 2" w:uiPriority="72"/>
-    <w:lsdException w:name="Colorful Grid Accent 2" w:uiPriority="73"/>
-    <w:lsdException w:name="Light Shading Accent 3" w:uiPriority="60"/>
-    <w:lsdException w:name="Light List Accent 3" w:uiPriority="61"/>
-    <w:lsdException w:name="Light Grid Accent 3" w:uiPriority="62"/>
-    <w:lsdException w:name="Medium Shading 1 Accent 3" w:uiPriority="63"/>
-    <w:lsdException w:name="Medium Shading 2 Accent 3" w:uiPriority="64"/>
-    <w:lsdException w:name="Medium List 1 Accent 3" w:uiPriority="65"/>
-    <w:lsdException w:name="Medium List 2 Accent 3" w:uiPriority="66"/>
-    <w:lsdException w:name="Medium Grid 1 Accent 3" w:uiPriority="67"/>
-    <w:lsdException w:name="Medium Grid 2 Accent 3" w:uiPriority="68"/>
-    <w:lsdException w:name="Medium Grid 3 Accent 3" w:uiPriority="69"/>
-    <w:lsdException w:name="Dark List Accent 3" w:uiPriority="70"/>
-    <w:lsdException w:name="Colorful Shading Accent 3" w:uiPriority="71"/>
-    <w:lsdException w:name="Colorful List Accent 3" w:uiPriority="72"/>
-    <w:lsdException w:name="Colorful Grid Accent 3" w:uiPriority="73"/>
-    <w:lsdException w:name="Light Shading Accent 4" w:uiPriority="60"/>
-    <w:lsdException w:name="Light List Accent 4" w:uiPriority="61"/>
-    <w:lsdException w:name="Light Grid Accent 4" w:uiPriority="62"/>
-    <w:lsdException w:name="Medium Shading 1 Accent 4" w:uiPriority="63"/>
-    <w:lsdException w:name="Medium Shading 2 Accent 4" w:uiPriority="64"/>
-    <w:lsdException w:name="Medium List 1 Accent 4" w:uiPriority="65"/>
-    <w:lsdException w:name="Medium List 2 Accent 4" w:uiPriority="66"/>
-    <w:lsdException w:name="Medium Grid 1 Accent 4" w:uiPriority="67"/>
-    <w:lsdException w:name="Medium Grid 2 Accent 4" w:uiPriority="68"/>
-    <w:lsdException w:name="Medium Grid 3 Accent 4" w:uiPriority="69"/>
-    <w:lsdException w:name="Dark List Accent 4" w:uiPriority="70"/>
-    <w:lsdException w:name="Colorful Shading Accent 4" w:uiPriority="71"/>
-    <w:lsdException w:name="Colorful List Accent 4" w:uiPriority="72"/>
-    <w:lsdException w:name="Colorful Grid Accent 4" w:uiPriority="73"/>
-    <w:lsdException w:name="Light Shading Accent 5" w:uiPriority="60"/>
-    <w:lsdException w:name="Light List Accent 5" w:uiPriority="61"/>
-    <w:lsdException w:name="Light Grid Accent 5" w:uiPriority="62"/>
-    <w:lsdException w:name="Medium Shading 1 Accent 5" w:uiPriority="63"/>
-    <w:lsdException w:name="Medium Shading 2 Accent 5" w:uiPriority="64"/>
-    <w:lsdException w:name="Medium List 1 Accent 5" w:uiPriority="65"/>
-    <w:lsdException w:name="Medium List 2 Accent 5" w:uiPriority="66"/>
-    <w:lsdException w:name="Medium Grid 1 Accent 5" w:uiPriority="67"/>
-    <w:lsdException w:name="Medium Grid 2 Accent 5" w:uiPriority="68"/>
-    <w:lsdException w:name="Medium Grid 3 Accent 5" w:uiPriority="69"/>
-    <w:lsdException w:name="Dark List Accent 5" w:uiPriority="70"/>
-    <w:lsdException w:name="Colorful Shading Accent 5" w:uiPriority="71"/>
-    <w:lsdException w:name="Colorful List Accent 5" w:uiPriority="72"/>
-    <w:lsdException w:name="Colorful Grid Accent 5" w:uiPriority="73"/>
-    <w:lsdException w:name="Light Shading Accent 6" w:uiPriority="60"/>
-    <w:lsdException w:name="Light List Accent 6" w:uiPriority="61"/>
-    <w:lsdException w:name="Light Grid Accent 6" w:uiPriority="62"/>
-    <w:lsdException w:name="Medium Shading 1 Accent 6" w:uiPriority="63"/>
-    <w:lsdException w:name="Medium Shading 2 Accent 6" w:uiPriority="64"/>
-    <w:lsdException w:name="Medium List 1 Accent 6" w:uiPriority="65"/>
-    <w:lsdException w:name="Medium List 2 Accent 6" w:uiPriority="66"/>
-    <w:lsdException w:name="Medium Grid 1 Accent 6" w:uiPriority="67"/>
-    <w:lsdException w:name="Medium Grid 2 Accent 6" w:uiPriority="68"/>
-    <w:lsdException w:name="Medium Grid 3 Accent 6" w:uiPriority="69"/>
-    <w:lsdException w:name="Dark List Accent 6" w:uiPriority="70"/>
-    <w:lsdException w:name="Colorful Shading Accent 6" w:uiPriority="71"/>
-    <w:lsdException w:name="Colorful List Accent 6" w:uiPriority="72"/>
-    <w:lsdException w:name="Colorful Grid Accent 6" w:uiPriority="73"/>
-    <w:lsdException w:name="Subtle Emphasis" w:uiPriority="19" w:qFormat="1"/>
-    <w:lsdException w:name="Intense Emphasis" w:uiPriority="21" w:qFormat="1"/>
-    <w:lsdException w:name="Subtle Reference" w:uiPriority="31" w:qFormat="1"/>
-    <w:lsdException w:name="Intense Reference" w:uiPriority="32" w:qFormat="1"/>
-    <w:lsdException w:name="Book Title" w:uiPriority="33" w:qFormat="1"/>
-    <w:lsdException w:name="Bibliography" w:semiHidden="1" w:uiPriority="37" w:unhideWhenUsed="1"/>
-    <w:lsdException w:name="TOC Heading" w:semiHidden="1" w:uiPriority="39" w:unhideWhenUsed="1" w:qFormat="1"/>
-    <w:lsdException w:name="Plain Table 1" w:uiPriority="41"/>
-    <w:lsdException w:name="Plain Table 2" w:uiPriority="42"/>
-    <w:lsdException w:name="Plain Table 3" w:uiPriority="43"/>
-    <w:lsdException w:name="Plain Table 4" w:uiPriority="44"/>
-    <w:lsdException w:name="Plain Table 5" w:uiPriority="45"/>
-    <w:lsdException w:name="Grid Table Light" w:uiPriority="40"/>
-    <w:lsdException w:name="Grid Table 1 Light" w:uiPriority="46"/>
-    <w:lsdException w:name="Grid Table 2" w:uiPriority="47"/>
-    <w:lsdException w:name="Grid Table 3" w:uiPriority="48"/>
-    <w:lsdException w:name="Grid Table 4" w:uiPriority="49"/>
-    <w:lsdException w:name="Grid Table 5 Dark" w:uiPriority="50"/>
-    <w:lsdException w:name="Grid Table 6 Colorful" w:uiPriority="51"/>
-    <w:lsdException w:name="Grid Table 7 Colorful" w:uiPriority="52"/>
-    <w:lsdException w:name="Grid Table 1 Light Accent 1" w:uiPriority="46"/>
-    <w:lsdException w:name="Grid Table 2 Accent 1" w:uiPriority="47"/>
-    <w:lsdException w:name="Grid Table 3 Accent 1" w:uiPriority="48"/>
-    <w:lsdException w:name="Grid Table 4 Accent 1" w:uiPriority="49"/>
-    <w:lsdException w:name="Grid Table 5 Dark Accent 1" w:uiPriority="50"/>
-    <w:lsdException w:name="Grid Table 6 Colorful Accent 1" w:uiPriority="51"/>
-    <w:lsdException w:name="Grid Table 7 Colorful Accent 1" w:uiPriority="52"/>
-    <w:lsdException w:name="Grid Table 1 Light Accent 2" w:uiPriority="46"/>
-    <w:lsdException w:name="Grid Table 2 Accent 2" w:uiPriority="47"/>
-    <w:lsdException w:name="Grid Table 3 Accent 2" w:uiPriority="48"/>
-    <w:lsdException w:name="Grid Table 4 Accent 2" w:uiPriority="49"/>
-    <w:lsdException w:name="Grid Table 5 Dark Accent 2" w:uiPriority="50"/>
-    <w:lsdException w:name="Grid Table 6 Colorful Accent 2" w:uiPriority="51"/>
-    <w:lsdException w:name="Grid Table 7 Colorful Accent 2" w:uiPriority="52"/>
-    <w:lsdException w:name="Grid Table 1 Light Accent 3" w:uiPriority="46"/>
-    <w:lsdException w:name="Grid Table 2 Accent 3" w:uiPriority="47"/>
-    <w:lsdException w:name="Grid Table 3 Accent 3" w:uiPriority="48"/>
-    <w:lsdException w:name="Grid Table 4 Accent 3" w:uiPriority="49"/>
-    <w:lsdException w:name="Grid Table 5 Dark Accent 3" w:uiPriority="50"/>
-    <w:lsdException w:name="Grid Table 6 Colorful Accent 3" w:uiPriority="51"/>
-    <w:lsdException w:name="Grid Table 7 Colorful Accent 3" w:uiPriority="52"/>
-    <w:lsdException w:name="Grid Table 1 Light Accent 4" w:uiPriority="46"/>
-    <w:lsdException w:name="Grid Table 2 Accent 4" w:uiPriority="47"/>
-    <w:lsdException w:name="Grid Table 3 Accent 4" w:uiPriority="48"/>
-    <w:lsdException w:name="Grid Table 4 Accent 4" w:uiPriority="49"/>
-    <w:lsdException w:name="Grid Table 5 Dark Accent 4" w:uiPriority="50"/>
-    <w:lsdException w:name="Grid Table 6 Colorful Accent 4" w:uiPriority="51"/>
-    <w:lsdException w:name="Grid Table 7 Colorful Accent 4" w:uiPriority="52"/>
-    <w:lsdException w:name="Grid Table 1 Light Accent 5" w:uiPriority="46"/>
-    <w:lsdException w:name="Grid Table 2 Accent 5" w:uiPriority="47"/>
-    <w:lsdException w:name="Grid Table 3 Accent 5" w:uiPriority="48"/>
-    <w:lsdException w:name="Grid Table 4 Accent 5" w:uiPriority="49"/>
-    <w:lsdException w:name="Grid Table 5 Dark Accent 5" w:uiPriority="50"/>
-    <w:lsdException w:name="Grid Table 6 Colorful Accent 5" w:uiPriority="51"/>
-    <w:lsdException w:name="Grid Table 7 Colorful Accent 5" w:uiPriority="52"/>
-    <w:lsdException w:name="Grid Table 1 Light Accent 6" w:uiPriority="46"/>
-    <w:lsdException w:name="Grid Table 2 Accent 6" w:uiPriority="47"/>
-    <w:lsdException w:name="Grid Table 3 Accent 6" w:uiPriority="48"/>
-    <w:lsdException w:name="Grid Table 4 Accent 6" w:uiPriority="49"/>
-    <w:lsdException w:name="Grid Table 5 Dark Accent 6" w:uiPriority="50"/>
-    <w:lsdException w:name="Grid Table 6 Colorful Accent 6" w:uiPriority="51"/>
-    <w:lsdException w:name="Grid Table 7 Colorful Accent 6" w:uiPriority="52"/>
-    <w:lsdException w:name="List Table 1 Light" w:uiPriority="46"/>
-    <w:lsdException w:name="List Table 2" w:uiPriority="47"/>
-    <w:lsdException w:name="List Table 3" w:uiPriority="48"/>
-    <w:lsdException w:name="List Table 4" w:uiPriority="49"/>
-    <w:lsdException w:name="List Table 5 Dark" w:uiPriority="50"/>
-    <w:lsdException w:name="List Table 6 Colorful" w:uiPriority="51"/>
-    <w:lsdException w:name="List Table 7 Colorful" w:uiPriority="52"/>
-    <w:lsdException w:name="List Table 1 Light Accent 1" w:uiPriority="46"/>
-    <w:lsdException w:name="List Table 2 Accent 1" w:uiPriority="47"/>
-    <w:lsdException w:name="List Table 3 Accent 1" w:uiPriority="48"/>
-    <w:lsdException w:name="List Table 4 Accent 1" w:uiPriority="49"/>
-    <w:lsdException w:name="List Table 5 Dark Accent 1" w:uiPriority="50"/>
-    <w:lsdException w:name="List Table 6 Colorful Accent 1" w:uiPriority="51"/>
-    <w:lsdException w:name="List Table 7 Colorful Accent 1" w:uiPriority="52"/>
-    <w:lsdException w:name="List Table 1 Light Accent 2" w:uiPriority="46"/>
-    <w:lsdException w:name="List Table 2 Accent 2" w:uiPriority="47"/>
-    <w:lsdException w:name="List Table 3 Accent 2" w:uiPriority="48"/>
-    <w:lsdException w:name="List Table 4 Accent 2" w:uiPriority="49"/>
-    <w:lsdException w:name="List Table 5 Dark Accent 2" w:uiPriority="50"/>
-    <w:lsdException w:name="List Table 6 Colorful Accent 2" w:uiPriority="51"/>
-    <w:lsdException w:name="List Table 7 Colorful Accent 2" w:uiPriority="52"/>
-    <w:lsdException w:name="List Table 1 Light Accent 3" w:uiPriority="46"/>
-    <w:lsdException w:name="List Table 2 Accent 3" w:uiPriority="47"/>
-    <w:lsdException w:name="List Table 3 Accent 3" w:uiPriority="48"/>
-    <w:lsdException w:name="List Table 4 Accent 3" w:uiPriority="49"/>
-    <w:lsdException w:name="List Table 5 Dark Accent 3" w:uiPriority="50"/>
-    <w:lsdException w:name="List Table 6 Colorful Accent 3" w:uiPriority="51"/>
-    <w:lsdException w:name="List Table 7 Colorful Accent 3" w:uiPriority="52"/>
-    <w:lsdException w:name="List Table 1 Light Accent 4" w:uiPriority="46"/>
-    <w:lsdException w:name="List Table 2 Accent 4" w:uiPriority="47"/>
-    <w:lsdException w:name="List Table 3 Accent 4" w:uiPriority="48"/>
-    <w:lsdException w:name="List Table 4 Accent 4" w:uiPriority="49"/>
-    <w:lsdException w:name="List Table 5 Dark Accent 4" w:uiPriority="50"/>
-    <w:lsdException w:name="List Table 6 Colorful Accent 4" w:uiPriority="51"/>
-    <w:lsdException w:name="List Table 7 Colorful Accent 4" w:uiPriority="52"/>
-    <w:lsdException w:name="List Table 1 Light Accent 5" w:uiPriority="46"/>
-    <w:lsdException w:name="List Table 2 Accent 5" w:uiPriority="47"/>
-    <w:lsdException w:name="List Table 3 Accent 5" w:uiPriority="48"/>
-    <w:lsdException w:name="List Table 4 Accent 5" w:uiPriority="49"/>
-    <w:lsdException w:name="List Table 5 Dark Accent 5" w:uiPriority="50"/>
-    <w:lsdException w:name="List Table 6 Colorful Accent 5" w:uiPriority="51"/>
-    <w:lsdException w:name="List Table 7 Colorful Accent 5" w:uiPriority="52"/>
-    <w:lsdException w:name="List Table 1 Light Accent 6" w:uiPriority="46"/>
-    <w:lsdException w:name="List Table 2 Accent 6" w:uiPriority="47"/>
-    <w:lsdException w:name="List Table 3 Accent 6" w:uiPriority="48"/>
-    <w:lsdException w:name="List Table 4 Accent 6" w:uiPriority="49"/>
-    <w:lsdException w:name="List Table 5 Dark Accent 6" w:uiPriority="50"/>
-    <w:lsdException w:name="List Table 6 Colorful Accent 6" w:uiPriority="51"/>
-    <w:lsdException w:name="List Table 7 Colorful Accent 6" w:uiPriority="52"/>
-    <w:lsdException w:name="Mention" w:semiHidden="1" w:unhideWhenUsed="1"/>
-    <w:lsdException w:name="Smart Hyperlink" w:semiHidden="1" w:unhideWhenUsed="1"/>
-    <w:lsdException w:name="Hashtag" w:semiHidden="1" w:unhideWhenUsed="1"/>
-    <w:lsdException w:name="Unresolved Mention" w:semiHidden="1" w:unhideWhenUsed="1"/>
-    <w:lsdException w:name="Smart Link" w:semiHidden="1" w:unhideWhenUsed="1"/>
-  </w:latentStyles>
-  <w:style w:type="paragraph" w:default="1" w:styleId="Normal">
-    <w:name w:val="Normal"/>
-    <w:qFormat/>
-  </w:style>
-  <w:style w:type="character" w:default="1" w:styleId="DefaultParagraphFont">
-    <w:name w:val="Default Paragraph Font"/>
-    <w:uiPriority w:val="1"/>
-    <w:semiHidden/>
-    <w:unhideWhenUsed/>
-  </w:style>
-  <w:style w:type="table" w:default="1" w:styleId="TableNormal">
-    <w:name w:val="Normal Table"/>
-    <w:uiPriority w:val="99"/>
-    <w:semiHidden/>
-    <w:unhideWhenUsed/>
-    <w:tblPr>
-      <w:tblInd w:w="0" w:type="dxa"/>
-      <w:tblCellMar>
-        <w:top w:w="0" w:type="dxa"/>
-        <w:left w:w="108" w:type="dxa"/>
-        <w:bottom w:w="0" w:type="dxa"/>
-        <w:right w:w="108" w:type="dxa"/>
-      </w:tblCellMar>
-    </w:tblPr>
-  </w:style>
-  <w:style w:type="numbering" w:default="1" w:styleId="NoList">
-    <w:name w:val="No List"/>
-    <w:uiPriority w:val="99"/>
-    <w:semiHidden/>
-    <w:unhideWhenUsed/>
-  </w:style>
-  <w:style w:type="character" w:styleId="PlaceholderText">
-    <w:name w:val="Placeholder Text"/>
-    <w:basedOn w:val="DefaultParagraphFont"/>
-    <w:uiPriority w:val="99"/>
-    <w:semiHidden/>
-    <w:rsid w:val="00D55078"/>
-    <w:rPr>
-      <w:color w:val="808080"/>
-    </w:rPr>
-  </w:style>
-  <w:style w:type="paragraph" w:customStyle="1" w:styleId="58E84179BCF2419D97FD8C5EC3EA2D60">
-    <w:name w:val="58E84179BCF2419D97FD8C5EC3EA2D60"/>
-    <w:rsid w:val="00F25270"/>
-  </w:style>
-  <w:style w:type="paragraph" w:customStyle="1" w:styleId="6F1A54D5BFF1456DBE22E9EAC321CA65">
-    <w:name w:val="6F1A54D5BFF1456DBE22E9EAC321CA65"/>
-    <w:rsid w:val="00F25270"/>
-  </w:style>
-  <w:style w:type="paragraph" w:customStyle="1" w:styleId="8954EF03E03B4113BD7334F3791818B7">
-    <w:name w:val="8954EF03E03B4113BD7334F3791818B7"/>
-    <w:rsid w:val="00F25270"/>
-  </w:style>
-  <w:style w:type="paragraph" w:customStyle="1" w:styleId="6CE3A80CA5864E6A9D08057B3FC3DEE5">
-    <w:name w:val="6CE3A80CA5864E6A9D08057B3FC3DEE5"/>
-    <w:rsid w:val="00F25270"/>
-  </w:style>
-  <w:style w:type="paragraph" w:customStyle="1" w:styleId="60355BE0EB2E4FF288706728A3A69E21">
-    <w:name w:val="60355BE0EB2E4FF288706728A3A69E21"/>
-    <w:rsid w:val="00F25270"/>
-  </w:style>
-  <w:style w:type="paragraph" w:customStyle="1" w:styleId="B36FDAD1140948E092BEC949145CCC3F">
-    <w:name w:val="B36FDAD1140948E092BEC949145CCC3F"/>
-    <w:rsid w:val="00F25270"/>
-  </w:style>
-  <w:style w:type="paragraph" w:customStyle="1" w:styleId="B0688602B9024FAB845563CB7DC0C48B">
-    <w:name w:val="B0688602B9024FAB845563CB7DC0C48B"/>
-    <w:rsid w:val="00F25270"/>
-  </w:style>
-  <w:style w:type="paragraph" w:customStyle="1" w:styleId="3121DBF7399D4B8FA4792B9856A6EB32">
-    <w:name w:val="3121DBF7399D4B8FA4792B9856A6EB32"/>
-    <w:rsid w:val="00F25270"/>
-  </w:style>
-  <w:style w:type="paragraph" w:customStyle="1" w:styleId="C616F39094C143789A49B757D8129748">
-    <w:name w:val="C616F39094C143789A49B757D8129748"/>
-    <w:rsid w:val="00F25270"/>
-  </w:style>
-  <w:style w:type="paragraph" w:customStyle="1" w:styleId="1D0B68FD9CAC4B6981E827217C47CAD1">
-    <w:name w:val="1D0B68FD9CAC4B6981E827217C47CAD1"/>
-    <w:rsid w:val="00F25270"/>
-  </w:style>
-  <w:style w:type="paragraph" w:customStyle="1" w:styleId="7F00CE0EB8EF4E63B7B40F5D1D62AFF5">
-    <w:name w:val="7F00CE0EB8EF4E63B7B40F5D1D62AFF5"/>
-    <w:rsid w:val="00F25270"/>
-  </w:style>
-  <w:style w:type="paragraph" w:customStyle="1" w:styleId="A92E775152A24536B04F5C9BEC44804A">
-    <w:name w:val="A92E775152A24536B04F5C9BEC44804A"/>
-    <w:rsid w:val="00F25270"/>
-  </w:style>
-  <w:style w:type="paragraph" w:customStyle="1" w:styleId="A47A305F4BD5470A9BF9763938130CD7">
-    <w:name w:val="A47A305F4BD5470A9BF9763938130CD7"/>
-    <w:rsid w:val="00F25270"/>
-  </w:style>
-  <w:style w:type="paragraph" w:customStyle="1" w:styleId="A094131E172D44DE8C5DAE408060A9F5">
-    <w:name w:val="A094131E172D44DE8C5DAE408060A9F5"/>
-    <w:rsid w:val="00F25270"/>
-  </w:style>
-  <w:style w:type="paragraph" w:customStyle="1" w:styleId="1FAEBA06CD454970916CEFB33A89FA2B">
-    <w:name w:val="1FAEBA06CD454970916CEFB33A89FA2B"/>
-    <w:rsid w:val="00F25270"/>
-  </w:style>
-  <w:style w:type="paragraph" w:customStyle="1" w:styleId="5597F4DED8D84A7CADF5374EAE42C774">
-    <w:name w:val="5597F4DED8D84A7CADF5374EAE42C774"/>
-    <w:rsid w:val="00F25270"/>
-  </w:style>
-  <w:style w:type="paragraph" w:customStyle="1" w:styleId="7041A917288348058BC08EF46A15A013">
-    <w:name w:val="7041A917288348058BC08EF46A15A013"/>
-    <w:rsid w:val="00F25270"/>
-  </w:style>
-  <w:style w:type="paragraph" w:customStyle="1" w:styleId="355DA99426164A95B5C2C65F920CE8E2">
-    <w:name w:val="355DA99426164A95B5C2C65F920CE8E2"/>
-    <w:rsid w:val="00F25270"/>
-  </w:style>
-  <w:style w:type="paragraph" w:customStyle="1" w:styleId="E6EF4DA00BB04BE0AF7538061FED11AD">
-    <w:name w:val="E6EF4DA00BB04BE0AF7538061FED11AD"/>
-    <w:rsid w:val="00F25270"/>
-  </w:style>
-  <w:style w:type="paragraph" w:customStyle="1" w:styleId="AE41E09BAAA24B93BE7B61862836B550">
-    <w:name w:val="AE41E09BAAA24B93BE7B61862836B550"/>
-    <w:rsid w:val="00F25270"/>
-  </w:style>
-  <w:style w:type="paragraph" w:customStyle="1" w:styleId="A902930B499D4492B0AB76F2B5F61F79">
-    <w:name w:val="A902930B499D4492B0AB76F2B5F61F79"/>
-    <w:rsid w:val="00F25270"/>
-  </w:style>
-  <w:style w:type="paragraph" w:customStyle="1" w:styleId="1294E11BFD5B4E69957E10FB58DA4FCB">
-    <w:name w:val="1294E11BFD5B4E69957E10FB58DA4FCB"/>
-    <w:rsid w:val="00F25270"/>
-  </w:style>
-  <w:style w:type="paragraph" w:customStyle="1" w:styleId="0D8C7A442E3642E7BC175C8E061CD96F">
-    <w:name w:val="0D8C7A442E3642E7BC175C8E061CD96F"/>
-    <w:rsid w:val="00F25270"/>
-  </w:style>
-  <w:style w:type="paragraph" w:customStyle="1" w:styleId="95D12DCB82564357B48F08290CF72B48">
-    <w:name w:val="95D12DCB82564357B48F08290CF72B48"/>
-    <w:rsid w:val="00F25270"/>
-  </w:style>
-  <w:style w:type="paragraph" w:customStyle="1" w:styleId="9195325D14314043A6A39B0F36A4B95B">
-    <w:name w:val="9195325D14314043A6A39B0F36A4B95B"/>
-    <w:rsid w:val="00F25270"/>
-  </w:style>
-  <w:style w:type="paragraph" w:customStyle="1" w:styleId="F0E3D0A6ED524BFBA200D9DB6F48AAE41">
-    <w:name w:val="F0E3D0A6ED524BFBA200D9DB6F48AAE41"/>
-    <w:rsid w:val="001209C1"/>
-    <w:pPr>
-      <w:spacing w:after="0" w:line="250" w:lineRule="auto"/>
-    </w:pPr>
-    <w:rPr>
-      <w:rFonts w:cs="Times New Roman (Body CS)"/>
-      <w:color w:val="000000" w:themeColor="text1"/>
-      <w:spacing w:val="10"/>
-      <w:sz w:val="20"/>
-      <w:szCs w:val="24"/>
-      <w:lang w:val="en-US" w:eastAsia="en-US"/>
-    </w:rPr>
-  </w:style>
-  <w:style w:type="paragraph" w:customStyle="1" w:styleId="52E87167B2F146D1A9856D8AD1FD21911">
-    <w:name w:val="52E87167B2F146D1A9856D8AD1FD21911"/>
-    <w:rsid w:val="001209C1"/>
-    <w:pPr>
-      <w:spacing w:after="0" w:line="250" w:lineRule="auto"/>
-    </w:pPr>
-    <w:rPr>
-      <w:rFonts w:cs="Times New Roman (Body CS)"/>
-      <w:color w:val="000000" w:themeColor="text1"/>
-      <w:spacing w:val="10"/>
-      <w:sz w:val="20"/>
-      <w:szCs w:val="24"/>
-      <w:lang w:val="en-US" w:eastAsia="en-US"/>
-    </w:rPr>
-  </w:style>
-  <w:style w:type="paragraph" w:customStyle="1" w:styleId="35563E425CF9497F8606A7769C828D2D1">
-    <w:name w:val="35563E425CF9497F8606A7769C828D2D1"/>
-    <w:rsid w:val="001209C1"/>
-    <w:pPr>
-      <w:spacing w:after="0" w:line="250" w:lineRule="auto"/>
-    </w:pPr>
-    <w:rPr>
-      <w:rFonts w:cs="Times New Roman (Body CS)"/>
-      <w:color w:val="000000" w:themeColor="text1"/>
-      <w:spacing w:val="10"/>
-      <w:sz w:val="20"/>
-      <w:szCs w:val="24"/>
-      <w:lang w:val="en-US" w:eastAsia="en-US"/>
-    </w:rPr>
-  </w:style>
-  <w:style w:type="paragraph" w:customStyle="1" w:styleId="F0E3D0A6ED524BFBA200D9DB6F48AAE4">
-    <w:name w:val="F0E3D0A6ED524BFBA200D9DB6F48AAE4"/>
-    <w:rsid w:val="001209C1"/>
-    <w:pPr>
-      <w:spacing w:after="0" w:line="250" w:lineRule="auto"/>
-    </w:pPr>
-    <w:rPr>
-      <w:rFonts w:cs="Times New Roman (Body CS)"/>
-      <w:color w:val="000000" w:themeColor="text1"/>
-      <w:spacing w:val="10"/>
-      <w:sz w:val="20"/>
-      <w:szCs w:val="24"/>
-      <w:lang w:val="en-US" w:eastAsia="en-US"/>
-    </w:rPr>
-  </w:style>
-  <w:style w:type="paragraph" w:customStyle="1" w:styleId="52E87167B2F146D1A9856D8AD1FD2191">
-    <w:name w:val="52E87167B2F146D1A9856D8AD1FD2191"/>
-    <w:rsid w:val="001209C1"/>
-    <w:pPr>
-      <w:spacing w:after="0" w:line="250" w:lineRule="auto"/>
-    </w:pPr>
-    <w:rPr>
-      <w:rFonts w:cs="Times New Roman (Body CS)"/>
-      <w:color w:val="000000" w:themeColor="text1"/>
-      <w:spacing w:val="10"/>
-      <w:sz w:val="20"/>
-      <w:szCs w:val="24"/>
-      <w:lang w:val="en-US" w:eastAsia="en-US"/>
-    </w:rPr>
-  </w:style>
-  <w:style w:type="paragraph" w:customStyle="1" w:styleId="35563E425CF9497F8606A7769C828D2D">
-    <w:name w:val="35563E425CF9497F8606A7769C828D2D"/>
-    <w:rsid w:val="001209C1"/>
-    <w:pPr>
-      <w:spacing w:after="0" w:line="250" w:lineRule="auto"/>
-    </w:pPr>
-    <w:rPr>
-      <w:rFonts w:cs="Times New Roman (Body CS)"/>
-      <w:color w:val="000000" w:themeColor="text1"/>
-      <w:spacing w:val="10"/>
-      <w:sz w:val="20"/>
-      <w:szCs w:val="24"/>
-      <w:lang w:val="en-US" w:eastAsia="en-US"/>
-    </w:rPr>
-  </w:style>
-</w:styles>
-</file>
-
-<file path=word/glossary/webSettings.xml><?xml version="1.0" encoding="utf-8"?>
-<w:webSettings xmlns:mc="http://schemas.openxmlformats.org/markup-compatibility/2006" xmlns:r="http://schemas.openxmlformats.org/officeDocument/2006/relationships" xmlns:w="http://schemas.openxmlformats.org/wordprocessingml/2006/main" xmlns:w14="http://schemas.microsoft.com/office/word/2010/wordml" xmlns:w15="http://schemas.microsoft.com/office/word/2012/wordml" xmlns:w16cex="http://schemas.microsoft.com/office/word/2018/wordml/cex" xmlns:w16cid="http://schemas.microsoft.com/office/word/2016/wordml/cid" xmlns:w16="http://schemas.microsoft.com/office/word/2018/wordml" xmlns:w16sdtdh="http://schemas.microsoft.com/office/word/2020/wordml/sdtdatahash" xmlns:w16se="http://schemas.microsoft.com/office/word/2015/wordml/symex" mc:Ignorable="w14 w15 w16se w16cid w16 w16cex w16sdtdh">
-  <w:optimizeForBrowser/>
-  <w:allowPNG/>
-</w:webSettings>
-</file>
-
 <file path=word/theme/theme11.xml><?xml version="1.0" encoding="utf-8"?>
 <a:theme xmlns:a="http://schemas.openxmlformats.org/drawingml/2006/main" name="Office Theme">
   <a:themeElements>
@@ -5555,18 +3951,6 @@
 </a:theme>
 </file>
 
-<file path=customXml/item1.xml><?xml version="1.0" encoding="utf-8"?>
-<b:Sources xmlns:b="http://schemas.openxmlformats.org/officeDocument/2006/bibliography" xmlns="http://schemas.openxmlformats.org/officeDocument/2006/bibliography" SelectedStyle="/APASixthEditionOfficeOnline.xsl" StyleName="APA" Version="6"/>
-</file>
-
-<file path=customXml/itemProps11.xml><?xml version="1.0" encoding="utf-8"?>
-<ds:datastoreItem xmlns:ds="http://schemas.openxmlformats.org/officeDocument/2006/customXml" ds:itemID="{064098AA-8B54-467C-9C7C-2DE5ACED257F}">
-  <ds:schemaRefs>
-    <ds:schemaRef ds:uri="http://schemas.openxmlformats.org/officeDocument/2006/bibliography"/>
-  </ds:schemaRefs>
-</ds:datastoreItem>
-</file>
-
 <file path=docMetadata/LabelInfo.xml><?xml version="1.0" encoding="utf-8"?>
 <clbl:labelList xmlns:clbl="http://schemas.microsoft.com/office/2020/mipLabelMetadata">
   <clbl:label id="{1a19d03a-48bc-4359-8038-5b5f6d5847c3}" enabled="1" method="Standard" siteId="{72f988bf-86f1-41af-91ab-2d7cd011db47}" removed="0"/>
